--- a/HW4/LabN report.docx
+++ b/HW4/LabN report.docx
@@ -6,7 +6,7 @@
       <w:pPr>
         <w:jc w:val="center"/>
         <w:rPr>
-          <w:rFonts w:ascii="Times New Roman" w:hAnsi="Times New Roman" w:cs="Times New Roman"/>
+          <w:rFonts w:eastAsiaTheme="minorHAnsi" w:cs="Times New Roman"/>
           <w:b/>
           <w:bCs/>
           <w:sz w:val="48"/>
@@ -15,7 +15,7 @@
       </w:pPr>
       <w:r>
         <w:rPr>
-          <w:rFonts w:ascii="Times New Roman" w:hAnsi="Times New Roman" w:cs="Times New Roman"/>
+          <w:rFonts w:eastAsiaTheme="minorHAnsi" w:cs="Times New Roman"/>
           <w:b/>
           <w:bCs/>
           <w:sz w:val="48"/>
@@ -25,7 +25,7 @@
       </w:r>
       <w:r>
         <w:rPr>
-          <w:rFonts w:ascii="Times New Roman" w:hAnsi="Times New Roman" w:cs="Times New Roman" w:hint="eastAsia"/>
+          <w:rFonts w:eastAsiaTheme="minorHAnsi" w:cs="Times New Roman" w:hint="eastAsia"/>
           <w:b/>
           <w:bCs/>
           <w:sz w:val="48"/>
@@ -35,17 +35,17 @@
       </w:r>
       <w:r>
         <w:rPr>
-          <w:rFonts w:ascii="Times New Roman" w:hAnsi="Times New Roman" w:cs="Times New Roman" w:hint="eastAsia"/>
+          <w:rFonts w:eastAsiaTheme="minorHAnsi" w:cs="Times New Roman" w:hint="eastAsia"/>
           <w:b/>
           <w:bCs/>
           <w:sz w:val="48"/>
           <w:szCs w:val="48"/>
         </w:rPr>
-        <w:t>N</w:t>
-      </w:r>
-      <w:r>
-        <w:rPr>
-          <w:rFonts w:ascii="Times New Roman" w:hAnsi="Times New Roman" w:cs="Times New Roman" w:hint="eastAsia"/>
+        <w:t>4</w:t>
+      </w:r>
+      <w:r>
+        <w:rPr>
+          <w:rFonts w:eastAsiaTheme="minorHAnsi" w:cs="Times New Roman" w:hint="eastAsia"/>
           <w:b/>
           <w:bCs/>
           <w:sz w:val="48"/>
@@ -55,7 +55,7 @@
       </w:r>
       <w:r>
         <w:rPr>
-          <w:rFonts w:ascii="Times New Roman" w:hAnsi="Times New Roman" w:cs="Times New Roman" w:hint="eastAsia"/>
+          <w:rFonts w:eastAsiaTheme="minorHAnsi" w:cs="Times New Roman" w:hint="eastAsia"/>
           <w:b/>
           <w:bCs/>
           <w:sz w:val="48"/>
@@ -65,7 +65,7 @@
       </w:r>
       <w:r>
         <w:rPr>
-          <w:rFonts w:ascii="Times New Roman" w:hAnsi="Times New Roman" w:cs="Times New Roman" w:hint="eastAsia"/>
+          <w:rFonts w:eastAsiaTheme="minorHAnsi" w:cs="Times New Roman" w:hint="eastAsia"/>
           <w:b/>
           <w:bCs/>
           <w:sz w:val="48"/>
@@ -77,57 +77,50 @@
     <w:p>
       <w:pPr>
         <w:rPr>
-          <w:rFonts w:ascii="Times New Roman" w:hAnsi="Times New Roman" w:cs="Times New Roman"/>
-          <w:sz w:val="24"/>
-        </w:rPr>
-      </w:pPr>
-    </w:p>
-    <w:p>
-      <w:pPr>
-        <w:rPr>
-          <w:rFonts w:ascii="Times New Roman" w:hAnsi="Times New Roman" w:cs="Times New Roman"/>
-          <w:sz w:val="24"/>
-        </w:rPr>
-      </w:pPr>
-      <w:r>
-        <w:rPr>
-          <w:rFonts w:ascii="Times New Roman" w:hAnsi="Times New Roman" w:cs="Times New Roman" w:hint="eastAsia"/>
-          <w:sz w:val="24"/>
-        </w:rPr>
-        <w:t xml:space="preserve">Name: </w:t>
-      </w:r>
-      <w:r>
-        <w:rPr>
-          <w:rFonts w:ascii="Times New Roman" w:hAnsi="Times New Roman" w:cs="Times New Roman" w:hint="eastAsia"/>
-          <w:sz w:val="24"/>
-        </w:rPr>
-        <w:t>박수현</w:t>
-      </w:r>
-    </w:p>
-    <w:p>
-      <w:pPr>
-        <w:rPr>
-          <w:rFonts w:ascii="Times New Roman" w:hAnsi="Times New Roman" w:cs="Times New Roman"/>
-          <w:sz w:val="24"/>
-        </w:rPr>
-      </w:pPr>
-      <w:r>
-        <w:rPr>
-          <w:rFonts w:ascii="Times New Roman" w:hAnsi="Times New Roman" w:cs="Times New Roman"/>
+          <w:rFonts w:eastAsiaTheme="minorHAnsi" w:cs="Times New Roman"/>
+          <w:sz w:val="24"/>
+        </w:rPr>
+      </w:pPr>
+    </w:p>
+    <w:p>
+      <w:pPr>
+        <w:rPr>
+          <w:rFonts w:eastAsiaTheme="minorHAnsi" w:cs="Times New Roman"/>
+          <w:sz w:val="24"/>
+        </w:rPr>
+      </w:pPr>
+      <w:r>
+        <w:rPr>
+          <w:rFonts w:eastAsiaTheme="minorHAnsi" w:cs="Times New Roman" w:hint="eastAsia"/>
+          <w:sz w:val="24"/>
+        </w:rPr>
+        <w:t>Name: 박수현</w:t>
+      </w:r>
+    </w:p>
+    <w:p>
+      <w:pPr>
+        <w:rPr>
+          <w:rFonts w:eastAsiaTheme="minorHAnsi" w:cs="Times New Roman"/>
+          <w:sz w:val="24"/>
+        </w:rPr>
+      </w:pPr>
+      <w:r>
+        <w:rPr>
+          <w:rFonts w:eastAsiaTheme="minorHAnsi" w:cs="Times New Roman"/>
           <w:sz w:val="24"/>
         </w:rPr>
         <w:t>Student</w:t>
       </w:r>
       <w:r>
         <w:rPr>
-          <w:rFonts w:ascii="Times New Roman" w:hAnsi="Times New Roman" w:cs="Times New Roman" w:hint="eastAsia"/>
+          <w:rFonts w:eastAsiaTheme="minorHAnsi" w:cs="Times New Roman" w:hint="eastAsia"/>
           <w:sz w:val="24"/>
         </w:rPr>
         <w:t xml:space="preserve"> ID</w:t>
       </w:r>
       <w:r>
         <w:rPr>
-          <w:rFonts w:ascii="Times New Roman" w:hAnsi="Times New Roman" w:cs="Times New Roman" w:hint="eastAsia"/>
+          <w:rFonts w:eastAsiaTheme="minorHAnsi" w:cs="Times New Roman" w:hint="eastAsia"/>
           <w:sz w:val="24"/>
         </w:rPr>
         <w:t>: 2022063672</w:t>
@@ -136,44 +129,31 @@
     <w:p>
       <w:pPr>
         <w:rPr>
-          <w:rFonts w:ascii="Times New Roman" w:hAnsi="Times New Roman" w:cs="Times New Roman"/>
-          <w:sz w:val="24"/>
-        </w:rPr>
-      </w:pPr>
-      <w:r>
-        <w:rPr>
-          <w:rFonts w:ascii="Times New Roman" w:hAnsi="Times New Roman" w:cs="Times New Roman" w:hint="eastAsia"/>
-          <w:sz w:val="24"/>
-        </w:rPr>
-        <w:t xml:space="preserve">Class Code: </w:t>
-      </w:r>
-      <w:r>
-        <w:rPr>
-          <w:rFonts w:ascii="Times New Roman" w:hAnsi="Times New Roman" w:cs="Times New Roman" w:hint="eastAsia"/>
-          <w:sz w:val="24"/>
-        </w:rPr>
-        <w:t>12916</w:t>
-      </w:r>
-    </w:p>
-    <w:p>
-      <w:pPr>
-        <w:rPr>
-          <w:rFonts w:ascii="Times New Roman" w:hAnsi="Times New Roman" w:cs="Times New Roman"/>
-          <w:sz w:val="24"/>
-        </w:rPr>
-      </w:pPr>
-    </w:p>
-    <w:p>
-      <w:pPr>
-        <w:rPr>
-          <w:rFonts w:ascii="Times New Roman" w:hAnsi="Times New Roman" w:cs="Times New Roman"/>
-          <w:sz w:val="24"/>
-        </w:rPr>
-      </w:pPr>
-      <w:r>
-        <w:rPr>
-          <w:rFonts w:ascii="Times New Roman" w:hAnsi="Times New Roman" w:cs="Times New Roman" w:hint="eastAsia"/>
-          <w:sz w:val="24"/>
+          <w:rFonts w:eastAsiaTheme="minorHAnsi" w:cs="Times New Roman" w:hint="eastAsia"/>
+          <w:sz w:val="24"/>
+        </w:rPr>
+      </w:pPr>
+      <w:r>
+        <w:rPr>
+          <w:rFonts w:eastAsiaTheme="minorHAnsi" w:cs="Times New Roman" w:hint="eastAsia"/>
+          <w:sz w:val="24"/>
+        </w:rPr>
+        <w:t>Class Code: 12916</w:t>
+      </w:r>
+    </w:p>
+    <w:p>
+      <w:pPr>
+        <w:rPr>
+          <w:rFonts w:eastAsiaTheme="minorHAnsi" w:cs="Times New Roman"/>
+          <w:b/>
+          <w:sz w:val="32"/>
+        </w:rPr>
+      </w:pPr>
+      <w:r>
+        <w:rPr>
+          <w:rFonts w:eastAsiaTheme="minorHAnsi" w:cs="Times New Roman" w:hint="eastAsia"/>
+          <w:b/>
+          <w:sz w:val="32"/>
         </w:rPr>
         <w:t>1. Overall Structure</w:t>
       </w:r>
@@ -181,29 +161,1200 @@
     <w:p>
       <w:pPr>
         <w:rPr>
-          <w:rFonts w:ascii="Times New Roman" w:hAnsi="Times New Roman" w:cs="Times New Roman"/>
-          <w:sz w:val="24"/>
-        </w:rPr>
-      </w:pPr>
-    </w:p>
-    <w:p>
-      <w:pPr>
-        <w:rPr>
-          <w:rFonts w:ascii="Times New Roman" w:hAnsi="Times New Roman" w:cs="Times New Roman"/>
-          <w:sz w:val="24"/>
-        </w:rPr>
-      </w:pPr>
-      <w:r>
-        <w:rPr>
-          <w:rFonts w:ascii="Times New Roman" w:hAnsi="Times New Roman" w:cs="Times New Roman" w:hint="eastAsia"/>
-          <w:sz w:val="24"/>
-        </w:rPr>
-        <w:t>2</w:t>
-      </w:r>
-      <w:r>
-        <w:rPr>
-          <w:rFonts w:ascii="Times New Roman" w:hAnsi="Times New Roman" w:cs="Times New Roman" w:hint="eastAsia"/>
-          <w:sz w:val="24"/>
+          <w:rFonts w:eastAsiaTheme="minorHAnsi" w:cs="Times New Roman"/>
+          <w:sz w:val="24"/>
+        </w:rPr>
+      </w:pPr>
+      <w:r>
+        <w:rPr>
+          <w:rFonts w:eastAsiaTheme="minorHAnsi" w:cs="Times New Roman"/>
+          <w:noProof/>
+          <w:sz w:val="24"/>
+        </w:rPr>
+        <w:drawing>
+          <wp:inline distT="0" distB="0" distL="0" distR="0" wp14:anchorId="0ADCE49D" wp14:editId="2A006FC2">
+            <wp:extent cx="5561675" cy="3284248"/>
+            <wp:effectExtent l="0" t="0" r="1270" b="0"/>
+            <wp:docPr id="1239986399" name="그림 1"/>
+            <wp:cNvGraphicFramePr>
+              <a:graphicFrameLocks xmlns:a="http://schemas.openxmlformats.org/drawingml/2006/main" noChangeAspect="1"/>
+            </wp:cNvGraphicFramePr>
+            <a:graphic xmlns:a="http://schemas.openxmlformats.org/drawingml/2006/main">
+              <a:graphicData uri="http://schemas.openxmlformats.org/drawingml/2006/picture">
+                <pic:pic xmlns:pic="http://schemas.openxmlformats.org/drawingml/2006/picture">
+                  <pic:nvPicPr>
+                    <pic:cNvPr id="1239986399" name="그림 1"/>
+                    <pic:cNvPicPr>
+                      <a:picLocks noChangeAspect="1" noChangeArrowheads="1"/>
+                    </pic:cNvPicPr>
+                  </pic:nvPicPr>
+                  <pic:blipFill rotWithShape="1">
+                    <a:blip r:embed="rId7" cstate="print">
+                      <a:extLst>
+                        <a:ext uri="{28A0092B-C50C-407E-A947-70E740481C1C}">
+                          <a14:useLocalDpi xmlns:a14="http://schemas.microsoft.com/office/drawing/2010/main" val="0"/>
+                        </a:ext>
+                      </a:extLst>
+                    </a:blip>
+                    <a:srcRect l="998" t="15368" r="1824" b="2033"/>
+                    <a:stretch>
+                      <a:fillRect/>
+                    </a:stretch>
+                  </pic:blipFill>
+                  <pic:spPr bwMode="auto">
+                    <a:xfrm>
+                      <a:off x="0" y="0"/>
+                      <a:ext cx="5562897" cy="3284969"/>
+                    </a:xfrm>
+                    <a:prstGeom prst="rect">
+                      <a:avLst/>
+                    </a:prstGeom>
+                    <a:noFill/>
+                    <a:ln>
+                      <a:noFill/>
+                    </a:ln>
+                    <a:extLst>
+                      <a:ext uri="{53640926-AAD7-44D8-BBD7-CCE9431645EC}">
+                        <a14:shadowObscured xmlns:a14="http://schemas.microsoft.com/office/drawing/2010/main"/>
+                      </a:ext>
+                    </a:extLst>
+                  </pic:spPr>
+                </pic:pic>
+              </a:graphicData>
+            </a:graphic>
+          </wp:inline>
+        </w:drawing>
+      </w:r>
+    </w:p>
+    <w:p>
+      <w:pPr>
+        <w:rPr>
+          <w:rFonts w:eastAsiaTheme="minorHAnsi" w:cs="Times New Roman"/>
+          <w:sz w:val="24"/>
+        </w:rPr>
+      </w:pPr>
+      <w:r>
+        <w:rPr>
+          <w:rFonts w:eastAsiaTheme="minorHAnsi" w:cs="Times New Roman" w:hint="eastAsia"/>
+          <w:sz w:val="24"/>
+        </w:rPr>
+        <w:t>HW3</w:t>
+      </w:r>
+      <w:r>
+        <w:rPr>
+          <w:rFonts w:eastAsiaTheme="minorHAnsi" w:cs="Times New Roman" w:hint="eastAsia"/>
+          <w:sz w:val="24"/>
+        </w:rPr>
+        <w:t xml:space="preserve"> </w:t>
+      </w:r>
+      <w:r>
+        <w:rPr>
+          <w:rFonts w:eastAsiaTheme="minorHAnsi" w:cs="Times New Roman" w:hint="eastAsia"/>
+          <w:sz w:val="24"/>
+        </w:rPr>
+        <w:t>와 비교하여 HW4에서 변경된 점은 다음과 같다.</w:t>
+      </w:r>
+    </w:p>
+    <w:p>
+      <w:pPr>
+        <w:rPr>
+          <w:rFonts w:eastAsiaTheme="minorHAnsi" w:cs="Times New Roman"/>
+          <w:sz w:val="24"/>
+        </w:rPr>
+      </w:pPr>
+      <w:r>
+        <w:rPr>
+          <w:rFonts w:eastAsiaTheme="minorHAnsi" w:cs="Times New Roman" w:hint="eastAsia"/>
+          <w:sz w:val="24"/>
+        </w:rPr>
+        <w:t>- 멀티사이클 구현을 위하여 각 단계 사이에 이전 단계의 결과를 저장하는 레지스터 추가</w:t>
+      </w:r>
+    </w:p>
+    <w:p>
+      <w:pPr>
+        <w:rPr>
+          <w:rFonts w:eastAsiaTheme="minorHAnsi" w:cs="Times New Roman"/>
+          <w:sz w:val="24"/>
+        </w:rPr>
+      </w:pPr>
+      <w:r>
+        <w:rPr>
+          <w:rFonts w:eastAsiaTheme="minorHAnsi" w:cs="Times New Roman" w:hint="eastAsia"/>
+          <w:sz w:val="24"/>
+        </w:rPr>
+        <w:t xml:space="preserve">- </w:t>
+      </w:r>
+      <w:r>
+        <w:rPr>
+          <w:rFonts w:eastAsiaTheme="minorHAnsi" w:cs="Times New Roman" w:hint="eastAsia"/>
+          <w:sz w:val="24"/>
+        </w:rPr>
+        <w:t>Instruction memory와 Data memory를 하나로 통합</w:t>
+      </w:r>
+    </w:p>
+    <w:p>
+      <w:pPr>
+        <w:rPr>
+          <w:rFonts w:eastAsiaTheme="minorHAnsi" w:cs="Times New Roman"/>
+          <w:sz w:val="24"/>
+        </w:rPr>
+      </w:pPr>
+      <w:r>
+        <w:rPr>
+          <w:rFonts w:eastAsiaTheme="minorHAnsi" w:cs="Times New Roman" w:hint="eastAsia"/>
+          <w:sz w:val="24"/>
+        </w:rPr>
+        <w:t>- PC+4와 branch 연산을 수행하던 덧셈 모듈을 ALU로 통합</w:t>
+      </w:r>
+    </w:p>
+    <w:p>
+      <w:pPr>
+        <w:rPr>
+          <w:rFonts w:eastAsiaTheme="minorHAnsi" w:cs="Times New Roman"/>
+          <w:sz w:val="24"/>
+        </w:rPr>
+      </w:pPr>
+      <w:r>
+        <w:rPr>
+          <w:rFonts w:eastAsiaTheme="minorHAnsi" w:cs="Times New Roman" w:hint="eastAsia"/>
+          <w:sz w:val="24"/>
+        </w:rPr>
+        <w:t>- 멀티사이클</w:t>
+      </w:r>
+      <w:r>
+        <w:rPr>
+          <w:rFonts w:eastAsiaTheme="minorHAnsi" w:cs="Times New Roman" w:hint="eastAsia"/>
+          <w:sz w:val="24"/>
+        </w:rPr>
+        <w:t xml:space="preserve"> CPU를 위한 컨트롤 비트 추가 &amp; 삭제</w:t>
+      </w:r>
+    </w:p>
+    <w:p>
+      <w:pPr>
+        <w:rPr>
+          <w:rFonts w:eastAsiaTheme="minorHAnsi" w:cs="Times New Roman" w:hint="eastAsia"/>
+          <w:sz w:val="24"/>
+        </w:rPr>
+      </w:pPr>
+      <w:r>
+        <w:rPr>
+          <w:rFonts w:eastAsiaTheme="minorHAnsi" w:cs="Times New Roman" w:hint="eastAsia"/>
+          <w:sz w:val="24"/>
+        </w:rPr>
+        <w:t>- state 레지스터 추가</w:t>
+      </w:r>
+    </w:p>
+    <w:p>
+      <w:pPr>
+        <w:rPr>
+          <w:rFonts w:eastAsiaTheme="minorHAnsi" w:cs="Times New Roman" w:hint="eastAsia"/>
+          <w:b/>
+          <w:sz w:val="32"/>
+        </w:rPr>
+      </w:pPr>
+      <w:r>
+        <w:rPr>
+          <w:rFonts w:eastAsiaTheme="minorHAnsi" w:cs="Times New Roman" w:hint="eastAsia"/>
+          <w:b/>
+          <w:sz w:val="32"/>
+        </w:rPr>
+        <w:lastRenderedPageBreak/>
+        <w:t>2. FSM</w:t>
+      </w:r>
+    </w:p>
+    <w:p>
+      <w:pPr>
+        <w:rPr>
+          <w:rFonts w:eastAsiaTheme="minorHAnsi" w:cs="Times New Roman"/>
+          <w:sz w:val="24"/>
+        </w:rPr>
+      </w:pPr>
+      <w:r>
+        <w:rPr>
+          <w:rFonts w:eastAsiaTheme="minorHAnsi" w:cs="Times New Roman"/>
+          <w:noProof/>
+          <w:sz w:val="24"/>
+        </w:rPr>
+        <w:drawing>
+          <wp:inline distT="0" distB="0" distL="0" distR="0" wp14:anchorId="00FC0891" wp14:editId="365FF444">
+            <wp:extent cx="2906202" cy="2127873"/>
+            <wp:effectExtent l="0" t="0" r="8890" b="6350"/>
+            <wp:docPr id="1355002584" name="그림 2" descr="L/s,&#10;&#10;AI 생성 콘텐츠는 정확하지 않을 수 있습니다."/>
+            <wp:cNvGraphicFramePr>
+              <a:graphicFrameLocks xmlns:a="http://schemas.openxmlformats.org/drawingml/2006/main" noChangeAspect="1"/>
+            </wp:cNvGraphicFramePr>
+            <a:graphic xmlns:a="http://schemas.openxmlformats.org/drawingml/2006/main">
+              <a:graphicData uri="http://schemas.openxmlformats.org/drawingml/2006/picture">
+                <pic:pic xmlns:pic="http://schemas.openxmlformats.org/drawingml/2006/picture">
+                  <pic:nvPicPr>
+                    <pic:cNvPr id="1355002584" name="그림 2" descr="L/s,&#10;&#10;AI 생성 콘텐츠는 정확하지 않을 수 있습니다."/>
+                    <pic:cNvPicPr>
+                      <a:picLocks noChangeAspect="1" noChangeArrowheads="1"/>
+                    </pic:cNvPicPr>
+                  </pic:nvPicPr>
+                  <pic:blipFill rotWithShape="1">
+                    <a:blip r:embed="rId8" cstate="print">
+                      <a:extLst>
+                        <a:ext uri="{28A0092B-C50C-407E-A947-70E740481C1C}">
+                          <a14:useLocalDpi xmlns:a14="http://schemas.microsoft.com/office/drawing/2010/main" val="0"/>
+                        </a:ext>
+                      </a:extLst>
+                    </a:blip>
+                    <a:srcRect l="6156" t="12574" r="21457" b="11138"/>
+                    <a:stretch>
+                      <a:fillRect/>
+                    </a:stretch>
+                  </pic:blipFill>
+                  <pic:spPr bwMode="auto">
+                    <a:xfrm>
+                      <a:off x="0" y="0"/>
+                      <a:ext cx="2912205" cy="2132268"/>
+                    </a:xfrm>
+                    <a:prstGeom prst="rect">
+                      <a:avLst/>
+                    </a:prstGeom>
+                    <a:noFill/>
+                    <a:ln>
+                      <a:noFill/>
+                    </a:ln>
+                    <a:extLst>
+                      <a:ext uri="{53640926-AAD7-44D8-BBD7-CCE9431645EC}">
+                        <a14:shadowObscured xmlns:a14="http://schemas.microsoft.com/office/drawing/2010/main"/>
+                      </a:ext>
+                    </a:extLst>
+                  </pic:spPr>
+                </pic:pic>
+              </a:graphicData>
+            </a:graphic>
+          </wp:inline>
+        </w:drawing>
+      </w:r>
+    </w:p>
+    <w:p>
+      <w:pPr>
+        <w:rPr>
+          <w:rFonts w:eastAsiaTheme="minorHAnsi" w:cs="Times New Roman" w:hint="eastAsia"/>
+          <w:sz w:val="24"/>
+        </w:rPr>
+      </w:pPr>
+      <w:r>
+        <w:rPr>
+          <w:rFonts w:eastAsiaTheme="minorHAnsi" w:cs="Times New Roman" w:hint="eastAsia"/>
+          <w:sz w:val="24"/>
+        </w:rPr>
+        <w:t xml:space="preserve">멀티사이클 CPU는 하나의 명령어를 5단계로 나누어 수행한다. 명령어는 요구되는 Register Transfer의 종류에 따라서, 수행하지 않는 단계를 건너뛸 수 있다. 그 절차를 위와 같은 FSM으로 나타낼 수 있으며, </w:t>
+      </w:r>
+      <w:r>
+        <w:rPr>
+          <w:rFonts w:eastAsiaTheme="minorHAnsi" w:cs="Times New Roman" w:hint="eastAsia"/>
+          <w:sz w:val="24"/>
+        </w:rPr>
+        <w:t xml:space="preserve">각 </w:t>
+      </w:r>
+      <w:r>
+        <w:rPr>
+          <w:rFonts w:eastAsiaTheme="minorHAnsi" w:cs="Times New Roman" w:hint="eastAsia"/>
+          <w:sz w:val="24"/>
+        </w:rPr>
+        <w:t xml:space="preserve">단계별로 수행하는 </w:t>
+      </w:r>
+      <w:r>
+        <w:rPr>
+          <w:rFonts w:eastAsiaTheme="minorHAnsi" w:cs="Times New Roman" w:hint="eastAsia"/>
+          <w:sz w:val="24"/>
+        </w:rPr>
+        <w:t>작업들은 다음과 같다.</w:t>
+      </w:r>
+    </w:p>
+    <w:p>
+      <w:pPr>
+        <w:rPr>
+          <w:rFonts w:eastAsiaTheme="minorHAnsi" w:cs="Times New Roman" w:hint="eastAsia"/>
+          <w:b/>
+          <w:sz w:val="26"/>
+        </w:rPr>
+      </w:pPr>
+      <w:r>
+        <w:rPr>
+          <w:rFonts w:eastAsiaTheme="minorHAnsi" w:cs="Times New Roman"/>
+          <w:b/>
+          <w:sz w:val="26"/>
+        </w:rPr>
+        <w:t>IF</w:t>
+      </w:r>
+    </w:p>
+    <w:p>
+      <w:pPr>
+        <w:rPr>
+          <w:rFonts w:eastAsiaTheme="minorHAnsi" w:cs="Times New Roman" w:hint="eastAsia"/>
+          <w:sz w:val="24"/>
+        </w:rPr>
+      </w:pPr>
+      <w:r>
+        <w:rPr>
+          <w:rFonts w:eastAsiaTheme="minorHAnsi" w:cs="Times New Roman" w:hint="eastAsia"/>
+          <w:sz w:val="24"/>
+        </w:rPr>
+        <w:t xml:space="preserve">- 메모리 모듈에서 PC값에 저장된 데이터를 </w:t>
+      </w:r>
+      <w:proofErr w:type="spellStart"/>
+      <w:r>
+        <w:rPr>
+          <w:rFonts w:eastAsiaTheme="minorHAnsi" w:cs="Times New Roman" w:hint="eastAsia"/>
+          <w:sz w:val="24"/>
+        </w:rPr>
+        <w:t>꺼내와</w:t>
+      </w:r>
+      <w:proofErr w:type="spellEnd"/>
+      <w:r>
+        <w:rPr>
+          <w:rFonts w:eastAsiaTheme="minorHAnsi" w:cs="Times New Roman" w:hint="eastAsia"/>
+          <w:sz w:val="24"/>
+        </w:rPr>
+        <w:t xml:space="preserve"> Instruction register에 저장한다. </w:t>
+      </w:r>
+      <w:r>
+        <w:rPr>
+          <w:rFonts w:eastAsiaTheme="minorHAnsi" w:cs="Times New Roman" w:hint="eastAsia"/>
+          <w:sz w:val="24"/>
+        </w:rPr>
+        <w:t>동시에 ALU를 사용하여 PC + 4 값을 계산 후 저장한다.</w:t>
+      </w:r>
+    </w:p>
+    <w:p>
+      <w:pPr>
+        <w:rPr>
+          <w:rFonts w:eastAsiaTheme="minorHAnsi" w:cs="Times New Roman" w:hint="eastAsia"/>
+          <w:sz w:val="24"/>
+        </w:rPr>
+      </w:pPr>
+      <w:r>
+        <w:rPr>
+          <w:rFonts w:eastAsiaTheme="minorHAnsi" w:cs="Times New Roman" w:hint="eastAsia"/>
+          <w:sz w:val="24"/>
+        </w:rPr>
+        <w:t>- 모든 명령어는 ID state로 이동한다.</w:t>
+      </w:r>
+    </w:p>
+    <w:p>
+      <w:pPr>
+        <w:rPr>
+          <w:rFonts w:eastAsiaTheme="minorHAnsi" w:cs="Times New Roman"/>
+          <w:b/>
+          <w:sz w:val="26"/>
+        </w:rPr>
+      </w:pPr>
+      <w:r>
+        <w:rPr>
+          <w:rFonts w:eastAsiaTheme="minorHAnsi" w:cs="Times New Roman"/>
+          <w:b/>
+          <w:sz w:val="26"/>
+        </w:rPr>
+        <w:t>ID</w:t>
+      </w:r>
+    </w:p>
+    <w:p>
+      <w:pPr>
+        <w:rPr>
+          <w:rFonts w:eastAsiaTheme="minorHAnsi" w:cs="Times New Roman" w:hint="eastAsia"/>
+          <w:sz w:val="24"/>
+        </w:rPr>
+      </w:pPr>
+      <w:r>
+        <w:rPr>
+          <w:rFonts w:eastAsiaTheme="minorHAnsi" w:cs="Times New Roman" w:hint="eastAsia"/>
+          <w:sz w:val="24"/>
+        </w:rPr>
+        <w:t xml:space="preserve">- </w:t>
+      </w:r>
+      <w:r>
+        <w:rPr>
+          <w:rFonts w:eastAsiaTheme="minorHAnsi" w:cs="Times New Roman" w:hint="eastAsia"/>
+          <w:sz w:val="24"/>
+        </w:rPr>
+        <w:t>Instruction register</w:t>
+      </w:r>
+      <w:r>
+        <w:rPr>
+          <w:rFonts w:eastAsiaTheme="minorHAnsi" w:cs="Times New Roman" w:hint="eastAsia"/>
+          <w:sz w:val="24"/>
+        </w:rPr>
+        <w:t xml:space="preserve">에 저장된 명령어를 해독하여 명령어마다 필요한 작업을 수행한다. </w:t>
+      </w:r>
+    </w:p>
+    <w:p>
+      <w:pPr>
+        <w:pStyle w:val="a6"/>
+        <w:numPr>
+          <w:ilvl w:val="0"/>
+          <w:numId w:val="3"/>
+        </w:numPr>
+        <w:rPr>
+          <w:rFonts w:eastAsiaTheme="minorHAnsi" w:cs="Times New Roman"/>
+          <w:sz w:val="24"/>
+        </w:rPr>
+      </w:pPr>
+      <w:r>
+        <w:rPr>
+          <w:rFonts w:eastAsiaTheme="minorHAnsi" w:cs="Times New Roman" w:hint="eastAsia"/>
+          <w:sz w:val="24"/>
+        </w:rPr>
+        <w:t xml:space="preserve">R-type: 레지스터에서 </w:t>
+      </w:r>
+      <w:proofErr w:type="spellStart"/>
+      <w:r>
+        <w:rPr>
+          <w:rFonts w:eastAsiaTheme="minorHAnsi" w:cs="Times New Roman" w:hint="eastAsia"/>
+          <w:sz w:val="24"/>
+        </w:rPr>
+        <w:t>rs</w:t>
+      </w:r>
+      <w:proofErr w:type="spellEnd"/>
+      <w:r>
+        <w:rPr>
+          <w:rFonts w:eastAsiaTheme="minorHAnsi" w:cs="Times New Roman" w:hint="eastAsia"/>
+          <w:sz w:val="24"/>
+        </w:rPr>
+        <w:t>, rt 값을 찾아 A, B 레지스터에 저장한다</w:t>
+      </w:r>
+    </w:p>
+    <w:p>
+      <w:pPr>
+        <w:pStyle w:val="a6"/>
+        <w:numPr>
+          <w:ilvl w:val="0"/>
+          <w:numId w:val="3"/>
+        </w:numPr>
+        <w:rPr>
+          <w:rFonts w:eastAsiaTheme="minorHAnsi" w:cs="Times New Roman"/>
+          <w:sz w:val="24"/>
+        </w:rPr>
+      </w:pPr>
+      <w:r>
+        <w:rPr>
+          <w:rFonts w:eastAsiaTheme="minorHAnsi" w:cs="Times New Roman" w:hint="eastAsia"/>
+          <w:sz w:val="24"/>
+        </w:rPr>
+        <w:t xml:space="preserve">I-type: A 레지스터에 </w:t>
+      </w:r>
+      <w:proofErr w:type="spellStart"/>
+      <w:r>
+        <w:rPr>
+          <w:rFonts w:eastAsiaTheme="minorHAnsi" w:cs="Times New Roman" w:hint="eastAsia"/>
+          <w:sz w:val="24"/>
+        </w:rPr>
+        <w:t>rs</w:t>
+      </w:r>
+      <w:proofErr w:type="spellEnd"/>
+      <w:r>
+        <w:rPr>
+          <w:rFonts w:eastAsiaTheme="minorHAnsi" w:cs="Times New Roman" w:hint="eastAsia"/>
+          <w:sz w:val="24"/>
+        </w:rPr>
+        <w:t xml:space="preserve"> 값을 저장하고, </w:t>
+      </w:r>
+      <w:proofErr w:type="spellStart"/>
+      <w:r>
+        <w:rPr>
+          <w:rFonts w:eastAsiaTheme="minorHAnsi" w:cs="Times New Roman" w:hint="eastAsia"/>
+          <w:sz w:val="24"/>
+        </w:rPr>
+        <w:t>imm</w:t>
+      </w:r>
+      <w:proofErr w:type="spellEnd"/>
+      <w:r>
+        <w:rPr>
+          <w:rFonts w:eastAsiaTheme="minorHAnsi" w:cs="Times New Roman" w:hint="eastAsia"/>
+          <w:sz w:val="24"/>
+        </w:rPr>
+        <w:t xml:space="preserve"> 값을 32비트로 확장한다.</w:t>
+      </w:r>
+    </w:p>
+    <w:p>
+      <w:pPr>
+        <w:pStyle w:val="a6"/>
+        <w:numPr>
+          <w:ilvl w:val="0"/>
+          <w:numId w:val="3"/>
+        </w:numPr>
+        <w:rPr>
+          <w:rFonts w:eastAsiaTheme="minorHAnsi" w:cs="Times New Roman"/>
+          <w:sz w:val="24"/>
+        </w:rPr>
+      </w:pPr>
+      <w:r>
+        <w:rPr>
+          <w:rFonts w:eastAsiaTheme="minorHAnsi" w:cs="Times New Roman"/>
+          <w:sz w:val="24"/>
+        </w:rPr>
+        <w:t>J: PC값</w:t>
+      </w:r>
+      <w:r>
+        <w:rPr>
+          <w:rFonts w:eastAsiaTheme="minorHAnsi" w:cs="Times New Roman" w:hint="eastAsia"/>
+          <w:sz w:val="24"/>
+        </w:rPr>
+        <w:t xml:space="preserve">을 </w:t>
+      </w:r>
+      <w:proofErr w:type="spellStart"/>
+      <w:r>
+        <w:rPr>
+          <w:rFonts w:eastAsiaTheme="minorHAnsi" w:cs="Times New Roman" w:hint="eastAsia"/>
+          <w:sz w:val="24"/>
+        </w:rPr>
+        <w:t>pc_upper</w:t>
+      </w:r>
+      <w:proofErr w:type="spellEnd"/>
+      <w:r>
+        <w:rPr>
+          <w:rFonts w:eastAsiaTheme="minorHAnsi" w:cs="Times New Roman" w:hint="eastAsia"/>
+          <w:sz w:val="24"/>
+        </w:rPr>
+        <w:t xml:space="preserve"> | (target </w:t>
+      </w:r>
+      <w:proofErr w:type="gramStart"/>
+      <w:r>
+        <w:rPr>
+          <w:rFonts w:eastAsiaTheme="minorHAnsi" w:cs="Times New Roman" w:hint="eastAsia"/>
+          <w:sz w:val="24"/>
+        </w:rPr>
+        <w:t>&lt;&lt; 2</w:t>
+      </w:r>
+      <w:proofErr w:type="gramEnd"/>
+      <w:r>
+        <w:rPr>
+          <w:rFonts w:eastAsiaTheme="minorHAnsi" w:cs="Times New Roman" w:hint="eastAsia"/>
+          <w:sz w:val="24"/>
+        </w:rPr>
+        <w:t>) 로 변경한다.</w:t>
+      </w:r>
+    </w:p>
+    <w:p>
+      <w:pPr>
+        <w:pStyle w:val="a6"/>
+        <w:numPr>
+          <w:ilvl w:val="0"/>
+          <w:numId w:val="3"/>
+        </w:numPr>
+        <w:rPr>
+          <w:rFonts w:eastAsiaTheme="minorHAnsi" w:cs="Times New Roman"/>
+          <w:sz w:val="24"/>
+        </w:rPr>
+      </w:pPr>
+      <w:r>
+        <w:rPr>
+          <w:rFonts w:eastAsiaTheme="minorHAnsi" w:cs="Times New Roman" w:hint="eastAsia"/>
+          <w:sz w:val="24"/>
+        </w:rPr>
+        <w:t xml:space="preserve">JR: </w:t>
+      </w:r>
+      <w:r>
+        <w:rPr>
+          <w:rFonts w:eastAsiaTheme="minorHAnsi" w:cs="Times New Roman"/>
+          <w:sz w:val="24"/>
+        </w:rPr>
+        <w:t>PC값</w:t>
+      </w:r>
+      <w:r>
+        <w:rPr>
+          <w:rFonts w:eastAsiaTheme="minorHAnsi" w:cs="Times New Roman" w:hint="eastAsia"/>
+          <w:sz w:val="24"/>
+        </w:rPr>
+        <w:t>을</w:t>
+      </w:r>
+      <w:r>
+        <w:rPr>
+          <w:rFonts w:eastAsiaTheme="minorHAnsi" w:cs="Times New Roman" w:hint="eastAsia"/>
+          <w:sz w:val="24"/>
+        </w:rPr>
+        <w:t xml:space="preserve"> </w:t>
+      </w:r>
+      <w:proofErr w:type="spellStart"/>
+      <w:r>
+        <w:rPr>
+          <w:rFonts w:eastAsiaTheme="minorHAnsi" w:cs="Times New Roman" w:hint="eastAsia"/>
+          <w:sz w:val="24"/>
+        </w:rPr>
+        <w:t>rs</w:t>
+      </w:r>
+      <w:proofErr w:type="spellEnd"/>
+      <w:r>
+        <w:rPr>
+          <w:rFonts w:eastAsiaTheme="minorHAnsi" w:cs="Times New Roman" w:hint="eastAsia"/>
+          <w:sz w:val="24"/>
+        </w:rPr>
+        <w:t>레지스터에 저장된 값으로 변경한다.</w:t>
+      </w:r>
+    </w:p>
+    <w:p>
+      <w:pPr>
+        <w:pStyle w:val="a6"/>
+        <w:numPr>
+          <w:ilvl w:val="0"/>
+          <w:numId w:val="3"/>
+        </w:numPr>
+        <w:rPr>
+          <w:rFonts w:eastAsiaTheme="minorHAnsi" w:cs="Times New Roman"/>
+          <w:sz w:val="24"/>
+        </w:rPr>
+      </w:pPr>
+      <w:r>
+        <w:rPr>
+          <w:rFonts w:eastAsiaTheme="minorHAnsi" w:cs="Times New Roman"/>
+          <w:sz w:val="24"/>
+        </w:rPr>
+        <w:t>JAL: 현재 PC</w:t>
+      </w:r>
+      <w:r>
+        <w:rPr>
+          <w:rFonts w:eastAsiaTheme="minorHAnsi" w:cs="Times New Roman" w:hint="eastAsia"/>
+          <w:sz w:val="24"/>
+        </w:rPr>
+        <w:t xml:space="preserve">값을 </w:t>
+      </w:r>
+      <w:proofErr w:type="spellStart"/>
+      <w:r>
+        <w:rPr>
+          <w:rFonts w:eastAsiaTheme="minorHAnsi" w:cs="Times New Roman" w:hint="eastAsia"/>
+          <w:sz w:val="24"/>
+        </w:rPr>
+        <w:t>ra</w:t>
+      </w:r>
+      <w:proofErr w:type="spellEnd"/>
+      <w:r>
+        <w:rPr>
+          <w:rFonts w:eastAsiaTheme="minorHAnsi" w:cs="Times New Roman" w:hint="eastAsia"/>
+          <w:sz w:val="24"/>
+        </w:rPr>
+        <w:t>레지스터에</w:t>
+      </w:r>
+      <w:r>
+        <w:rPr>
+          <w:rFonts w:eastAsiaTheme="minorHAnsi" w:cs="Times New Roman"/>
+          <w:sz w:val="24"/>
+        </w:rPr>
+        <w:t xml:space="preserve"> 저장</w:t>
+      </w:r>
+      <w:r>
+        <w:rPr>
+          <w:rFonts w:eastAsiaTheme="minorHAnsi" w:cs="Times New Roman" w:hint="eastAsia"/>
+          <w:sz w:val="24"/>
+        </w:rPr>
+        <w:t>한다.</w:t>
+      </w:r>
+      <w:r>
+        <w:rPr>
+          <w:rFonts w:eastAsiaTheme="minorHAnsi" w:cs="Times New Roman" w:hint="eastAsia"/>
+          <w:sz w:val="24"/>
+        </w:rPr>
+        <w:t xml:space="preserve"> 이후 WB 스테이지에서 </w:t>
+      </w:r>
+      <w:r>
+        <w:rPr>
+          <w:rFonts w:eastAsiaTheme="minorHAnsi" w:cs="Times New Roman"/>
+          <w:sz w:val="24"/>
+        </w:rPr>
+        <w:t>PC값</w:t>
+      </w:r>
+      <w:r>
+        <w:rPr>
+          <w:rFonts w:eastAsiaTheme="minorHAnsi" w:cs="Times New Roman" w:hint="eastAsia"/>
+          <w:sz w:val="24"/>
+        </w:rPr>
+        <w:t xml:space="preserve">을 </w:t>
+      </w:r>
+      <w:proofErr w:type="spellStart"/>
+      <w:r>
+        <w:rPr>
+          <w:rFonts w:eastAsiaTheme="minorHAnsi" w:cs="Times New Roman" w:hint="eastAsia"/>
+          <w:sz w:val="24"/>
+        </w:rPr>
+        <w:t>pc_upper</w:t>
+      </w:r>
+      <w:proofErr w:type="spellEnd"/>
+      <w:r>
+        <w:rPr>
+          <w:rFonts w:eastAsiaTheme="minorHAnsi" w:cs="Times New Roman" w:hint="eastAsia"/>
+          <w:sz w:val="24"/>
+        </w:rPr>
+        <w:t xml:space="preserve"> | (target </w:t>
+      </w:r>
+      <w:proofErr w:type="gramStart"/>
+      <w:r>
+        <w:rPr>
+          <w:rFonts w:eastAsiaTheme="minorHAnsi" w:cs="Times New Roman" w:hint="eastAsia"/>
+          <w:sz w:val="24"/>
+        </w:rPr>
+        <w:t>&lt;&lt; 2</w:t>
+      </w:r>
+      <w:proofErr w:type="gramEnd"/>
+      <w:r>
+        <w:rPr>
+          <w:rFonts w:eastAsiaTheme="minorHAnsi" w:cs="Times New Roman" w:hint="eastAsia"/>
+          <w:sz w:val="24"/>
+        </w:rPr>
+        <w:t>) 로 변경한다.</w:t>
+      </w:r>
+    </w:p>
+    <w:p>
+      <w:pPr>
+        <w:pStyle w:val="a6"/>
+        <w:numPr>
+          <w:ilvl w:val="0"/>
+          <w:numId w:val="3"/>
+        </w:numPr>
+        <w:rPr>
+          <w:rFonts w:eastAsiaTheme="minorHAnsi" w:cs="Times New Roman" w:hint="eastAsia"/>
+          <w:sz w:val="24"/>
+        </w:rPr>
+      </w:pPr>
+      <w:r>
+        <w:rPr>
+          <w:rFonts w:eastAsiaTheme="minorHAnsi" w:cs="Times New Roman"/>
+          <w:sz w:val="24"/>
+        </w:rPr>
+        <w:t xml:space="preserve">B: </w:t>
+      </w:r>
+      <w:proofErr w:type="spellStart"/>
+      <w:r>
+        <w:rPr>
+          <w:rFonts w:eastAsiaTheme="minorHAnsi" w:cs="Times New Roman"/>
+          <w:sz w:val="24"/>
+        </w:rPr>
+        <w:t>브랜치</w:t>
+      </w:r>
+      <w:proofErr w:type="spellEnd"/>
+      <w:r>
+        <w:rPr>
+          <w:rFonts w:eastAsiaTheme="minorHAnsi" w:cs="Times New Roman"/>
+          <w:sz w:val="24"/>
+        </w:rPr>
+        <w:t xml:space="preserve"> 타겟 계산</w:t>
+      </w:r>
+      <w:r>
+        <w:rPr>
+          <w:rFonts w:eastAsiaTheme="minorHAnsi" w:cs="Times New Roman" w:hint="eastAsia"/>
+          <w:sz w:val="24"/>
+        </w:rPr>
+        <w:t xml:space="preserve">하여 </w:t>
+      </w:r>
+      <w:proofErr w:type="spellStart"/>
+      <w:r>
+        <w:rPr>
+          <w:rFonts w:eastAsiaTheme="minorHAnsi" w:cs="Times New Roman" w:hint="eastAsia"/>
+          <w:sz w:val="24"/>
+        </w:rPr>
+        <w:t>ALUOut</w:t>
+      </w:r>
+      <w:proofErr w:type="spellEnd"/>
+      <w:r>
+        <w:rPr>
+          <w:rFonts w:eastAsiaTheme="minorHAnsi" w:cs="Times New Roman" w:hint="eastAsia"/>
+          <w:sz w:val="24"/>
+        </w:rPr>
+        <w:t xml:space="preserve"> 레지스터에 저장한다.</w:t>
+      </w:r>
+    </w:p>
+    <w:p>
+      <w:pPr>
+        <w:rPr>
+          <w:rFonts w:eastAsiaTheme="minorHAnsi" w:cs="Times New Roman" w:hint="eastAsia"/>
+          <w:sz w:val="24"/>
+        </w:rPr>
+      </w:pPr>
+      <w:r>
+        <w:rPr>
+          <w:rFonts w:eastAsiaTheme="minorHAnsi" w:cs="Times New Roman" w:hint="eastAsia"/>
+          <w:sz w:val="24"/>
+        </w:rPr>
+        <w:lastRenderedPageBreak/>
+        <w:t>- ID 스테이지 수행이 완료된 경우, J, JR 명령어</w:t>
+      </w:r>
+      <w:r>
+        <w:rPr>
+          <w:rFonts w:eastAsiaTheme="minorHAnsi" w:cs="Times New Roman" w:hint="eastAsia"/>
+          <w:sz w:val="24"/>
+        </w:rPr>
+        <w:t>는</w:t>
+      </w:r>
+      <w:r>
+        <w:rPr>
+          <w:rFonts w:eastAsiaTheme="minorHAnsi" w:cs="Times New Roman" w:hint="eastAsia"/>
+          <w:sz w:val="24"/>
+        </w:rPr>
+        <w:t xml:space="preserve"> </w:t>
+      </w:r>
+      <w:r>
+        <w:rPr>
+          <w:rFonts w:eastAsiaTheme="minorHAnsi" w:cs="Times New Roman" w:hint="eastAsia"/>
+          <w:sz w:val="24"/>
+        </w:rPr>
+        <w:t xml:space="preserve">명령어 </w:t>
+      </w:r>
+      <w:r>
+        <w:rPr>
+          <w:rFonts w:eastAsiaTheme="minorHAnsi" w:cs="Times New Roman" w:hint="eastAsia"/>
+          <w:sz w:val="24"/>
+        </w:rPr>
+        <w:t>수행이 완료되었으므로 IF 스테이지로</w:t>
+      </w:r>
+      <w:r>
+        <w:rPr>
+          <w:rFonts w:eastAsiaTheme="minorHAnsi" w:cs="Times New Roman" w:hint="eastAsia"/>
+          <w:sz w:val="24"/>
+        </w:rPr>
+        <w:t xml:space="preserve"> 이동한다. JAL 레지스터의 경우 PC값을 동시에 읽고 쓸 수 없어서 PC값 변경을 위해 WB 스테이지로 이동한다. 나머지 명령어들은 EX 스테이지로 이동한다.</w:t>
+      </w:r>
+    </w:p>
+    <w:p>
+      <w:pPr>
+        <w:rPr>
+          <w:rFonts w:eastAsiaTheme="minorHAnsi" w:cs="Times New Roman"/>
+          <w:b/>
+          <w:sz w:val="26"/>
+        </w:rPr>
+      </w:pPr>
+      <w:r>
+        <w:rPr>
+          <w:rFonts w:eastAsiaTheme="minorHAnsi" w:cs="Times New Roman"/>
+          <w:b/>
+          <w:sz w:val="26"/>
+        </w:rPr>
+        <w:t>EX</w:t>
+      </w:r>
+    </w:p>
+    <w:p>
+      <w:pPr>
+        <w:rPr>
+          <w:rFonts w:eastAsiaTheme="minorHAnsi" w:cs="Times New Roman" w:hint="eastAsia"/>
+          <w:sz w:val="24"/>
+        </w:rPr>
+      </w:pPr>
+      <w:r>
+        <w:rPr>
+          <w:rFonts w:eastAsiaTheme="minorHAnsi" w:cs="Times New Roman" w:hint="eastAsia"/>
+          <w:sz w:val="24"/>
+        </w:rPr>
+        <w:t xml:space="preserve">- </w:t>
+      </w:r>
+      <w:proofErr w:type="spellStart"/>
+      <w:r>
+        <w:rPr>
+          <w:rFonts w:eastAsiaTheme="minorHAnsi" w:cs="Times New Roman" w:hint="eastAsia"/>
+          <w:sz w:val="24"/>
+        </w:rPr>
+        <w:t>ALUSrc</w:t>
+      </w:r>
+      <w:proofErr w:type="spellEnd"/>
+      <w:r>
+        <w:rPr>
+          <w:rFonts w:eastAsiaTheme="minorHAnsi" w:cs="Times New Roman" w:hint="eastAsia"/>
+          <w:sz w:val="24"/>
+        </w:rPr>
+        <w:t xml:space="preserve"> 컨트롤 비트로 입력되는 피연산자들을 ALU 모듈에서 계산한다. 이 때, </w:t>
+      </w:r>
+      <w:proofErr w:type="spellStart"/>
+      <w:r>
+        <w:rPr>
+          <w:rFonts w:eastAsiaTheme="minorHAnsi" w:cs="Times New Roman" w:hint="eastAsia"/>
+          <w:sz w:val="24"/>
+        </w:rPr>
+        <w:t>브랜치</w:t>
+      </w:r>
+      <w:proofErr w:type="spellEnd"/>
+      <w:r>
+        <w:rPr>
+          <w:rFonts w:eastAsiaTheme="minorHAnsi" w:cs="Times New Roman" w:hint="eastAsia"/>
+          <w:sz w:val="24"/>
+        </w:rPr>
+        <w:t xml:space="preserve"> 명령어는 이미 타겟 주소가 </w:t>
+      </w:r>
+      <w:proofErr w:type="spellStart"/>
+      <w:r>
+        <w:rPr>
+          <w:rFonts w:eastAsiaTheme="minorHAnsi" w:cs="Times New Roman" w:hint="eastAsia"/>
+          <w:sz w:val="24"/>
+        </w:rPr>
+        <w:t>ALUout</w:t>
+      </w:r>
+      <w:proofErr w:type="spellEnd"/>
+      <w:r>
+        <w:rPr>
+          <w:rFonts w:eastAsiaTheme="minorHAnsi" w:cs="Times New Roman" w:hint="eastAsia"/>
+          <w:sz w:val="24"/>
+        </w:rPr>
+        <w:t>에 저장되어 있는 상태이므로, A와 B 레지스터의 비교 연산을 실행하고 그 결과에 따라 PC 값을 변경한다.</w:t>
+      </w:r>
+    </w:p>
+    <w:p>
+      <w:pPr>
+        <w:rPr>
+          <w:rFonts w:eastAsiaTheme="minorHAnsi" w:cs="Times New Roman" w:hint="eastAsia"/>
+          <w:sz w:val="24"/>
+        </w:rPr>
+      </w:pPr>
+      <w:r>
+        <w:rPr>
+          <w:rFonts w:eastAsiaTheme="minorHAnsi" w:cs="Times New Roman"/>
+          <w:sz w:val="24"/>
+        </w:rPr>
+        <w:t xml:space="preserve">- </w:t>
+      </w:r>
+      <w:r>
+        <w:rPr>
+          <w:rFonts w:eastAsiaTheme="minorHAnsi" w:cs="Times New Roman" w:hint="eastAsia"/>
+          <w:sz w:val="24"/>
+        </w:rPr>
+        <w:t xml:space="preserve">EX 스테이지 수행이 완료된 경우, </w:t>
+      </w:r>
+      <w:proofErr w:type="spellStart"/>
+      <w:r>
+        <w:rPr>
+          <w:rFonts w:eastAsiaTheme="minorHAnsi" w:cs="Times New Roman" w:hint="eastAsia"/>
+          <w:sz w:val="24"/>
+        </w:rPr>
+        <w:t>브랜치</w:t>
+      </w:r>
+      <w:proofErr w:type="spellEnd"/>
+      <w:r>
+        <w:rPr>
+          <w:rFonts w:eastAsiaTheme="minorHAnsi" w:cs="Times New Roman" w:hint="eastAsia"/>
+          <w:sz w:val="24"/>
+        </w:rPr>
+        <w:t xml:space="preserve"> 명령어는 IF 스테이지로 이동한다. LW/SW 명령어는 MEM 스테이지로 이동하고, I, R 타입 명령어는 WB 스테이지로 이동한다.</w:t>
+      </w:r>
+    </w:p>
+    <w:p>
+      <w:pPr>
+        <w:rPr>
+          <w:rFonts w:eastAsiaTheme="minorHAnsi" w:cs="Times New Roman"/>
+          <w:b/>
+          <w:sz w:val="26"/>
+        </w:rPr>
+      </w:pPr>
+      <w:r>
+        <w:rPr>
+          <w:rFonts w:eastAsiaTheme="minorHAnsi" w:cs="Times New Roman"/>
+          <w:b/>
+          <w:sz w:val="26"/>
+        </w:rPr>
+        <w:t>MEM</w:t>
+      </w:r>
+    </w:p>
+    <w:p>
+      <w:pPr>
+        <w:rPr>
+          <w:rFonts w:eastAsiaTheme="minorHAnsi" w:cs="Times New Roman"/>
+          <w:sz w:val="24"/>
+        </w:rPr>
+      </w:pPr>
+      <w:r>
+        <w:rPr>
+          <w:rFonts w:eastAsiaTheme="minorHAnsi" w:cs="Times New Roman" w:hint="eastAsia"/>
+          <w:sz w:val="24"/>
+        </w:rPr>
+        <w:t>- LW의 경우 메모리에서 주소 위치에 저장된 데이터를 읽고 Memory data register에 저장한다. SW의 경우 입력되는 데이터를 메모리에 저장한다.</w:t>
+      </w:r>
+    </w:p>
+    <w:p>
+      <w:pPr>
+        <w:rPr>
+          <w:rFonts w:eastAsiaTheme="minorHAnsi" w:cs="Times New Roman" w:hint="eastAsia"/>
+          <w:sz w:val="24"/>
+        </w:rPr>
+      </w:pPr>
+      <w:r>
+        <w:rPr>
+          <w:rFonts w:eastAsiaTheme="minorHAnsi" w:cs="Times New Roman" w:hint="eastAsia"/>
+          <w:sz w:val="24"/>
+        </w:rPr>
+        <w:t xml:space="preserve">- LW 명령어는 </w:t>
+      </w:r>
+      <w:r>
+        <w:rPr>
+          <w:rFonts w:eastAsiaTheme="minorHAnsi" w:cs="Times New Roman" w:hint="eastAsia"/>
+          <w:sz w:val="24"/>
+        </w:rPr>
+        <w:t>Memory data register</w:t>
+      </w:r>
+      <w:r>
+        <w:rPr>
+          <w:rFonts w:eastAsiaTheme="minorHAnsi" w:cs="Times New Roman" w:hint="eastAsia"/>
+          <w:sz w:val="24"/>
+        </w:rPr>
+        <w:t>의 값을 범용 레지스터에 저장해야 하므로 WB 스테이지로 이동하고, SW 명령어는 IF 스테이지로 이동한다.</w:t>
+      </w:r>
+    </w:p>
+    <w:p>
+      <w:pPr>
+        <w:rPr>
+          <w:rFonts w:eastAsiaTheme="minorHAnsi" w:cs="Times New Roman"/>
+          <w:b/>
+          <w:sz w:val="26"/>
+        </w:rPr>
+      </w:pPr>
+      <w:r>
+        <w:rPr>
+          <w:rFonts w:eastAsiaTheme="minorHAnsi" w:cs="Times New Roman"/>
+          <w:b/>
+          <w:sz w:val="26"/>
+        </w:rPr>
+        <w:t>WB</w:t>
+      </w:r>
+      <w:r>
+        <w:rPr>
+          <w:rFonts w:eastAsiaTheme="minorHAnsi" w:cs="Times New Roman" w:hint="eastAsia"/>
+          <w:b/>
+          <w:sz w:val="26"/>
+        </w:rPr>
+        <w:t xml:space="preserve"> </w:t>
+      </w:r>
+    </w:p>
+    <w:p>
+      <w:pPr>
+        <w:rPr>
+          <w:rFonts w:eastAsiaTheme="minorHAnsi" w:cs="Times New Roman" w:hint="eastAsia"/>
+          <w:sz w:val="24"/>
+        </w:rPr>
+      </w:pPr>
+      <w:r>
+        <w:rPr>
+          <w:rFonts w:eastAsiaTheme="minorHAnsi" w:cs="Times New Roman" w:hint="eastAsia"/>
+          <w:sz w:val="24"/>
+        </w:rPr>
+        <w:t xml:space="preserve">- Write register에 Write data를 저장한다. JAL 명령어의 경우 </w:t>
+      </w:r>
+      <w:r>
+        <w:rPr>
+          <w:rFonts w:eastAsiaTheme="minorHAnsi" w:cs="Times New Roman" w:hint="eastAsia"/>
+          <w:sz w:val="24"/>
+        </w:rPr>
+        <w:t>Write register</w:t>
+      </w:r>
+      <w:r>
+        <w:rPr>
+          <w:rFonts w:eastAsiaTheme="minorHAnsi" w:cs="Times New Roman" w:hint="eastAsia"/>
+          <w:sz w:val="24"/>
+        </w:rPr>
+        <w:t xml:space="preserve">는 </w:t>
+      </w:r>
+      <w:proofErr w:type="spellStart"/>
+      <w:r>
+        <w:rPr>
+          <w:rFonts w:eastAsiaTheme="minorHAnsi" w:cs="Times New Roman" w:hint="eastAsia"/>
+          <w:sz w:val="24"/>
+        </w:rPr>
+        <w:t>ra</w:t>
+      </w:r>
+      <w:proofErr w:type="spellEnd"/>
+      <w:r>
+        <w:rPr>
+          <w:rFonts w:eastAsiaTheme="minorHAnsi" w:cs="Times New Roman" w:hint="eastAsia"/>
+          <w:sz w:val="24"/>
+        </w:rPr>
+        <w:t>레지스터이고,</w:t>
+      </w:r>
+      <w:r>
+        <w:rPr>
+          <w:rFonts w:eastAsiaTheme="minorHAnsi" w:cs="Times New Roman" w:hint="eastAsia"/>
+          <w:sz w:val="24"/>
+        </w:rPr>
+        <w:t xml:space="preserve"> Write data</w:t>
+      </w:r>
+      <w:r>
+        <w:rPr>
+          <w:rFonts w:eastAsiaTheme="minorHAnsi" w:cs="Times New Roman" w:hint="eastAsia"/>
+          <w:sz w:val="24"/>
+        </w:rPr>
+        <w:t>는 현재 PC 값이다.</w:t>
+      </w:r>
+    </w:p>
+    <w:p>
+      <w:pPr>
+        <w:rPr>
+          <w:rFonts w:eastAsiaTheme="minorHAnsi" w:cs="Times New Roman" w:hint="eastAsia"/>
+          <w:sz w:val="24"/>
+        </w:rPr>
+      </w:pPr>
+      <w:r>
+        <w:rPr>
+          <w:rFonts w:eastAsiaTheme="minorHAnsi" w:cs="Times New Roman"/>
+          <w:sz w:val="24"/>
+        </w:rPr>
+        <w:t xml:space="preserve">- </w:t>
+      </w:r>
+      <w:r>
+        <w:rPr>
+          <w:rFonts w:eastAsiaTheme="minorHAnsi" w:cs="Times New Roman" w:hint="eastAsia"/>
+          <w:sz w:val="24"/>
+        </w:rPr>
+        <w:t>수행이 완료되었으면 IF 스테이지로 이동한다.</w:t>
+      </w:r>
+    </w:p>
+    <w:p>
+      <w:pPr>
+        <w:rPr>
+          <w:rFonts w:eastAsiaTheme="minorHAnsi" w:cs="Times New Roman"/>
+          <w:sz w:val="24"/>
+        </w:rPr>
+      </w:pPr>
+    </w:p>
+    <w:p>
+      <w:pPr>
+        <w:rPr>
+          <w:rFonts w:eastAsiaTheme="minorHAnsi" w:cs="Times New Roman"/>
+          <w:sz w:val="24"/>
+        </w:rPr>
+      </w:pPr>
+    </w:p>
+    <w:p>
+      <w:pPr>
+        <w:rPr>
+          <w:rFonts w:eastAsiaTheme="minorHAnsi" w:cs="Times New Roman" w:hint="eastAsia"/>
+          <w:sz w:val="24"/>
+        </w:rPr>
+      </w:pPr>
+    </w:p>
+    <w:p>
+      <w:pPr>
+        <w:rPr>
+          <w:rFonts w:eastAsiaTheme="minorHAnsi" w:cs="Times New Roman"/>
+          <w:b/>
+          <w:sz w:val="32"/>
+        </w:rPr>
+      </w:pPr>
+    </w:p>
+    <w:p>
+      <w:pPr>
+        <w:rPr>
+          <w:rFonts w:eastAsiaTheme="minorHAnsi" w:cs="Times New Roman"/>
+          <w:b/>
+          <w:sz w:val="32"/>
+        </w:rPr>
+      </w:pPr>
+    </w:p>
+    <w:p>
+      <w:pPr>
+        <w:rPr>
+          <w:rFonts w:eastAsiaTheme="minorHAnsi" w:cs="Times New Roman" w:hint="eastAsia"/>
+          <w:b/>
+          <w:sz w:val="32"/>
+        </w:rPr>
+      </w:pPr>
+      <w:r>
+        <w:rPr>
+          <w:rFonts w:eastAsiaTheme="minorHAnsi" w:cs="Times New Roman" w:hint="eastAsia"/>
+          <w:b/>
+          <w:sz w:val="32"/>
+        </w:rPr>
+        <w:lastRenderedPageBreak/>
+        <w:t>3</w:t>
+      </w:r>
+      <w:r>
+        <w:rPr>
+          <w:rFonts w:eastAsiaTheme="minorHAnsi" w:cs="Times New Roman" w:hint="eastAsia"/>
+          <w:b/>
+          <w:sz w:val="32"/>
         </w:rPr>
         <w:t>. Implementation</w:t>
       </w:r>
@@ -211,29 +1362,726 @@
     <w:p>
       <w:pPr>
         <w:rPr>
-          <w:rFonts w:ascii="Times New Roman" w:hAnsi="Times New Roman" w:cs="Times New Roman"/>
-          <w:sz w:val="24"/>
-        </w:rPr>
-      </w:pPr>
-    </w:p>
-    <w:p>
-      <w:pPr>
-        <w:rPr>
-          <w:rFonts w:ascii="Times New Roman" w:hAnsi="Times New Roman" w:cs="Times New Roman"/>
-          <w:sz w:val="24"/>
-        </w:rPr>
-      </w:pPr>
-      <w:r>
-        <w:rPr>
-          <w:rFonts w:ascii="Times New Roman" w:hAnsi="Times New Roman" w:cs="Times New Roman" w:hint="eastAsia"/>
-          <w:sz w:val="24"/>
-        </w:rPr>
-        <w:t>3</w:t>
-      </w:r>
-      <w:r>
-        <w:rPr>
-          <w:rFonts w:ascii="Times New Roman" w:hAnsi="Times New Roman" w:cs="Times New Roman" w:hint="eastAsia"/>
-          <w:sz w:val="24"/>
+          <w:rFonts w:eastAsiaTheme="minorHAnsi" w:cs="Times New Roman"/>
+          <w:b/>
+          <w:sz w:val="26"/>
+        </w:rPr>
+      </w:pPr>
+      <w:r>
+        <w:rPr>
+          <w:rFonts w:eastAsiaTheme="minorHAnsi" w:cs="Times New Roman" w:hint="eastAsia"/>
+          <w:b/>
+          <w:sz w:val="26"/>
+        </w:rPr>
+        <w:t xml:space="preserve">- </w:t>
+      </w:r>
+      <w:proofErr w:type="spellStart"/>
+      <w:r>
+        <w:rPr>
+          <w:rFonts w:eastAsiaTheme="minorHAnsi" w:cs="Times New Roman" w:hint="eastAsia"/>
+          <w:b/>
+          <w:sz w:val="26"/>
+        </w:rPr>
+        <w:t>CTRL.v</w:t>
+      </w:r>
+      <w:proofErr w:type="spellEnd"/>
+    </w:p>
+    <w:p>
+      <w:pPr>
+        <w:rPr>
+          <w:rFonts w:eastAsiaTheme="minorHAnsi" w:cs="Times New Roman"/>
+          <w:sz w:val="24"/>
+        </w:rPr>
+      </w:pPr>
+      <w:r>
+        <w:rPr>
+          <w:rFonts w:eastAsiaTheme="minorHAnsi" w:cs="Times New Roman" w:hint="eastAsia"/>
+          <w:sz w:val="24"/>
+        </w:rPr>
+        <w:t>구현의 편리함을 위해 always 블록 앞에서 모든 비트를 0으로 초기화한 다음, 각 케이스마다 필요한 비트를 설정한다.</w:t>
+      </w:r>
+    </w:p>
+    <w:p>
+      <w:pPr>
+        <w:rPr>
+          <w:rFonts w:eastAsiaTheme="minorHAnsi" w:cs="Times New Roman" w:hint="eastAsia"/>
+          <w:sz w:val="24"/>
+        </w:rPr>
+      </w:pPr>
+      <w:r>
+        <w:rPr>
+          <w:rFonts w:eastAsiaTheme="minorHAnsi" w:cs="Times New Roman"/>
+          <w:sz w:val="24"/>
+        </w:rPr>
+        <w:drawing>
+          <wp:anchor distT="0" distB="0" distL="114300" distR="114300" simplePos="0" relativeHeight="251658240" behindDoc="0" locked="0" layoutInCell="1" allowOverlap="1" wp14:anchorId="74EBA193" wp14:editId="6299BD1F">
+            <wp:simplePos x="0" y="0"/>
+            <wp:positionH relativeFrom="page">
+              <wp:posOffset>3079833</wp:posOffset>
+            </wp:positionH>
+            <wp:positionV relativeFrom="paragraph">
+              <wp:posOffset>665369</wp:posOffset>
+            </wp:positionV>
+            <wp:extent cx="4111625" cy="2834640"/>
+            <wp:effectExtent l="0" t="0" r="3175" b="3810"/>
+            <wp:wrapSquare wrapText="bothSides"/>
+            <wp:docPr id="754948130" name="그림 1" descr="The provided text appears to be a snippet of assembly code or a pseudocode, specifically a control flow statement for a processor or a similar system. It includes conditional branches for different opcodes, handling for jump instructions (J and JAL), and an ALU (Arithmetic Logic Unit) operation for equality or non-equality comparisons.&#10;&#10;AI 생성 콘텐츠는 정확하지 않을 수 있습니다."/>
+            <wp:cNvGraphicFramePr>
+              <a:graphicFrameLocks xmlns:a="http://schemas.openxmlformats.org/drawingml/2006/main" noChangeAspect="1"/>
+            </wp:cNvGraphicFramePr>
+            <a:graphic xmlns:a="http://schemas.openxmlformats.org/drawingml/2006/main">
+              <a:graphicData uri="http://schemas.openxmlformats.org/drawingml/2006/picture">
+                <pic:pic xmlns:pic="http://schemas.openxmlformats.org/drawingml/2006/picture">
+                  <pic:nvPicPr>
+                    <pic:cNvPr id="754948130" name="그림 1" descr="The provided text appears to be a snippet of assembly code or a pseudocode, specifically a control flow statement for a processor or a similar system. It includes conditional branches for different opcodes, handling for jump instructions (J and JAL), and an ALU (Arithmetic Logic Unit) operation for equality or non-equality comparisons.&#10;&#10;AI 생성 콘텐츠는 정확하지 않을 수 있습니다."/>
+                    <pic:cNvPicPr/>
+                  </pic:nvPicPr>
+                  <pic:blipFill>
+                    <a:blip r:embed="rId9" cstate="print">
+                      <a:extLst>
+                        <a:ext uri="{28A0092B-C50C-407E-A947-70E740481C1C}">
+                          <a14:useLocalDpi xmlns:a14="http://schemas.microsoft.com/office/drawing/2010/main" val="0"/>
+                        </a:ext>
+                      </a:extLst>
+                    </a:blip>
+                    <a:stretch>
+                      <a:fillRect/>
+                    </a:stretch>
+                  </pic:blipFill>
+                  <pic:spPr>
+                    <a:xfrm>
+                      <a:off x="0" y="0"/>
+                      <a:ext cx="4111625" cy="2834640"/>
+                    </a:xfrm>
+                    <a:prstGeom prst="rect">
+                      <a:avLst/>
+                    </a:prstGeom>
+                  </pic:spPr>
+                </pic:pic>
+              </a:graphicData>
+            </a:graphic>
+            <wp14:sizeRelH relativeFrom="margin">
+              <wp14:pctWidth>0</wp14:pctWidth>
+            </wp14:sizeRelH>
+            <wp14:sizeRelV relativeFrom="margin">
+              <wp14:pctHeight>0</wp14:pctHeight>
+            </wp14:sizeRelV>
+          </wp:anchor>
+        </w:drawing>
+      </w:r>
+      <w:r>
+        <w:rPr>
+          <w:rFonts w:eastAsiaTheme="minorHAnsi" w:cs="Times New Roman"/>
+          <w:sz w:val="24"/>
+        </w:rPr>
+        <w:drawing>
+          <wp:anchor distT="0" distB="0" distL="114300" distR="114300" simplePos="0" relativeHeight="251659264" behindDoc="0" locked="0" layoutInCell="1" allowOverlap="1" wp14:anchorId="5F873B9B" wp14:editId="57696FF8">
+            <wp:simplePos x="0" y="0"/>
+            <wp:positionH relativeFrom="margin">
+              <wp:posOffset>-282575</wp:posOffset>
+            </wp:positionH>
+            <wp:positionV relativeFrom="paragraph">
+              <wp:posOffset>677545</wp:posOffset>
+            </wp:positionV>
+            <wp:extent cx="2371725" cy="4229735"/>
+            <wp:effectExtent l="0" t="0" r="9525" b="0"/>
+            <wp:wrapSquare wrapText="bothSides"/>
+            <wp:docPr id="145728342" name="그림 1" descr="The image shows a snippet of assembly language code with a state machine, specifically the `ST_IF` case, which sets the next state to `ST_ID` and performs an addition operation by loading an instruction from memory.&#10;&#10;AI 생성 콘텐츠는 정확하지 않을 수 있습니다."/>
+            <wp:cNvGraphicFramePr>
+              <a:graphicFrameLocks xmlns:a="http://schemas.openxmlformats.org/drawingml/2006/main" noChangeAspect="1"/>
+            </wp:cNvGraphicFramePr>
+            <a:graphic xmlns:a="http://schemas.openxmlformats.org/drawingml/2006/main">
+              <a:graphicData uri="http://schemas.openxmlformats.org/drawingml/2006/picture">
+                <pic:pic xmlns:pic="http://schemas.openxmlformats.org/drawingml/2006/picture">
+                  <pic:nvPicPr>
+                    <pic:cNvPr id="145728342" name="그림 1" descr="The image shows a snippet of assembly language code with a state machine, specifically the `ST_IF` case, which sets the next state to `ST_ID` and performs an addition operation by loading an instruction from memory.&#10;&#10;AI 생성 콘텐츠는 정확하지 않을 수 있습니다."/>
+                    <pic:cNvPicPr/>
+                  </pic:nvPicPr>
+                  <pic:blipFill>
+                    <a:blip r:embed="rId10" cstate="print">
+                      <a:extLst>
+                        <a:ext uri="{28A0092B-C50C-407E-A947-70E740481C1C}">
+                          <a14:useLocalDpi xmlns:a14="http://schemas.microsoft.com/office/drawing/2010/main" val="0"/>
+                        </a:ext>
+                      </a:extLst>
+                    </a:blip>
+                    <a:stretch>
+                      <a:fillRect/>
+                    </a:stretch>
+                  </pic:blipFill>
+                  <pic:spPr>
+                    <a:xfrm>
+                      <a:off x="0" y="0"/>
+                      <a:ext cx="2371725" cy="4229735"/>
+                    </a:xfrm>
+                    <a:prstGeom prst="rect">
+                      <a:avLst/>
+                    </a:prstGeom>
+                  </pic:spPr>
+                </pic:pic>
+              </a:graphicData>
+            </a:graphic>
+            <wp14:sizeRelH relativeFrom="margin">
+              <wp14:pctWidth>0</wp14:pctWidth>
+            </wp14:sizeRelH>
+            <wp14:sizeRelV relativeFrom="margin">
+              <wp14:pctHeight>0</wp14:pctHeight>
+            </wp14:sizeRelV>
+          </wp:anchor>
+        </w:drawing>
+      </w:r>
+      <w:r>
+        <w:rPr>
+          <w:rFonts w:eastAsiaTheme="minorHAnsi" w:cs="Times New Roman" w:hint="eastAsia"/>
+          <w:sz w:val="24"/>
+        </w:rPr>
+        <w:t>케이스 블록 상단에는 FSM의 간선을 구현하고, 내부에서는 조건에 맞게 컨트롤 비트를 설정한다.</w:t>
+      </w:r>
+    </w:p>
+    <w:p>
+      <w:pPr>
+        <w:rPr>
+          <w:rFonts w:eastAsiaTheme="minorHAnsi" w:cs="Times New Roman"/>
+          <w:sz w:val="24"/>
+        </w:rPr>
+      </w:pPr>
+    </w:p>
+    <w:p>
+      <w:pPr>
+        <w:rPr>
+          <w:rFonts w:eastAsiaTheme="minorHAnsi" w:cs="Times New Roman"/>
+          <w:sz w:val="24"/>
+        </w:rPr>
+      </w:pPr>
+    </w:p>
+    <w:p>
+      <w:pPr>
+        <w:rPr>
+          <w:rFonts w:eastAsiaTheme="minorHAnsi" w:cs="Times New Roman"/>
+          <w:sz w:val="24"/>
+        </w:rPr>
+      </w:pPr>
+    </w:p>
+    <w:p>
+      <w:pPr>
+        <w:rPr>
+          <w:rFonts w:eastAsiaTheme="minorHAnsi" w:cs="Times New Roman"/>
+          <w:sz w:val="24"/>
+        </w:rPr>
+      </w:pPr>
+    </w:p>
+    <w:p>
+      <w:pPr>
+        <w:rPr>
+          <w:rFonts w:eastAsiaTheme="minorHAnsi" w:cs="Times New Roman"/>
+          <w:sz w:val="24"/>
+        </w:rPr>
+      </w:pPr>
+    </w:p>
+    <w:p>
+      <w:pPr>
+        <w:rPr>
+          <w:rFonts w:eastAsiaTheme="minorHAnsi" w:cs="Times New Roman"/>
+          <w:sz w:val="24"/>
+        </w:rPr>
+      </w:pPr>
+    </w:p>
+    <w:p>
+      <w:pPr>
+        <w:rPr>
+          <w:rFonts w:eastAsiaTheme="minorHAnsi" w:cs="Times New Roman"/>
+          <w:sz w:val="24"/>
+        </w:rPr>
+      </w:pPr>
+    </w:p>
+    <w:p>
+      <w:pPr>
+        <w:rPr>
+          <w:rFonts w:eastAsiaTheme="minorHAnsi" w:cs="Times New Roman" w:hint="eastAsia"/>
+          <w:sz w:val="24"/>
+        </w:rPr>
+      </w:pPr>
+    </w:p>
+    <w:p>
+      <w:pPr>
+        <w:rPr>
+          <w:rFonts w:eastAsiaTheme="minorHAnsi" w:cs="Times New Roman"/>
+          <w:b/>
+          <w:sz w:val="26"/>
+        </w:rPr>
+      </w:pPr>
+    </w:p>
+    <w:p>
+      <w:pPr>
+        <w:rPr>
+          <w:rFonts w:eastAsiaTheme="minorHAnsi" w:cs="Times New Roman"/>
+          <w:b/>
+          <w:sz w:val="26"/>
+        </w:rPr>
+      </w:pPr>
+    </w:p>
+    <w:p>
+      <w:pPr>
+        <w:rPr>
+          <w:rFonts w:eastAsiaTheme="minorHAnsi" w:cs="Times New Roman"/>
+          <w:b/>
+          <w:sz w:val="26"/>
+        </w:rPr>
+      </w:pPr>
+      <w:r>
+        <w:rPr>
+          <w:rFonts w:eastAsiaTheme="minorHAnsi" w:cs="Times New Roman" w:hint="eastAsia"/>
+          <w:b/>
+          <w:sz w:val="26"/>
+        </w:rPr>
+        <w:lastRenderedPageBreak/>
+        <w:t xml:space="preserve">- </w:t>
+      </w:r>
+      <w:proofErr w:type="spellStart"/>
+      <w:r>
+        <w:rPr>
+          <w:rFonts w:eastAsiaTheme="minorHAnsi" w:cs="Times New Roman" w:hint="eastAsia"/>
+          <w:b/>
+          <w:sz w:val="26"/>
+        </w:rPr>
+        <w:t>CPU.v</w:t>
+      </w:r>
+      <w:proofErr w:type="spellEnd"/>
+    </w:p>
+    <w:p>
+      <w:pPr>
+        <w:rPr>
+          <w:rFonts w:eastAsiaTheme="minorHAnsi" w:cs="Times New Roman" w:hint="eastAsia"/>
+          <w:sz w:val="24"/>
+        </w:rPr>
+      </w:pPr>
+      <w:r>
+        <w:rPr>
+          <w:rFonts w:eastAsiaTheme="minorHAnsi" w:cs="Times New Roman"/>
+          <w:sz w:val="24"/>
+        </w:rPr>
+        <w:drawing>
+          <wp:anchor distT="0" distB="0" distL="114300" distR="114300" simplePos="0" relativeHeight="251660288" behindDoc="1" locked="0" layoutInCell="1" allowOverlap="1" wp14:anchorId="6EFABE0D" wp14:editId="7E6BFE3F">
+            <wp:simplePos x="0" y="0"/>
+            <wp:positionH relativeFrom="column">
+              <wp:posOffset>2933700</wp:posOffset>
+            </wp:positionH>
+            <wp:positionV relativeFrom="paragraph">
+              <wp:posOffset>561975</wp:posOffset>
+            </wp:positionV>
+            <wp:extent cx="2667635" cy="2155825"/>
+            <wp:effectExtent l="0" t="0" r="0" b="0"/>
+            <wp:wrapSquare wrapText="bothSides"/>
+            <wp:docPr id="606335112" name="그림 1" descr="The provided text is a snippet of code from a digital circuit design, specifically a hardware description language (HDL) such as Verilog or VHDL, which is used for describing the logic of digital circuits. It appears to be a piece of an update process for a clock in a finite state machine (FSM) or a similar sequential logic circuit.&#10;&#10;The code snippet shows a process that is triggered on the positive edge of a clock signal (clk). If a reset signal (rst) is active, the program counter (PC) is reset to zero, and the state of the FSM is set to zero. If no reset is active, the state is updated to the next state (state &lt;= state_next), and the program counter is incremented (PC &lt;= PC_next). Additionally, the result of an ALU operation (ALUOut) is assigned based on the ALU's result and other data registers (mem_data_reg, A, B).&#10;&#10;In summary, this code is part of a digital system that updates its state and registers on each clock cycle, and it includes logic for handling an ALU operation and a reset condition.&#10;&#10;AI 생성 콘텐츠는 정확하지 않을 수 있습니다."/>
+            <wp:cNvGraphicFramePr>
+              <a:graphicFrameLocks xmlns:a="http://schemas.openxmlformats.org/drawingml/2006/main" noChangeAspect="1"/>
+            </wp:cNvGraphicFramePr>
+            <a:graphic xmlns:a="http://schemas.openxmlformats.org/drawingml/2006/main">
+              <a:graphicData uri="http://schemas.openxmlformats.org/drawingml/2006/picture">
+                <pic:pic xmlns:pic="http://schemas.openxmlformats.org/drawingml/2006/picture">
+                  <pic:nvPicPr>
+                    <pic:cNvPr id="606335112" name="그림 1" descr="The provided text is a snippet of code from a digital circuit design, specifically a hardware description language (HDL) such as Verilog or VHDL, which is used for describing the logic of digital circuits. It appears to be a piece of an update process for a clock in a finite state machine (FSM) or a similar sequential logic circuit.&#10;&#10;The code snippet shows a process that is triggered on the positive edge of a clock signal (clk). If a reset signal (rst) is active, the program counter (PC) is reset to zero, and the state of the FSM is set to zero. If no reset is active, the state is updated to the next state (state &lt;= state_next), and the program counter is incremented (PC &lt;= PC_next). Additionally, the result of an ALU operation (ALUOut) is assigned based on the ALU's result and other data registers (mem_data_reg, A, B).&#10;&#10;In summary, this code is part of a digital system that updates its state and registers on each clock cycle, and it includes logic for handling an ALU operation and a reset condition.&#10;&#10;AI 생성 콘텐츠는 정확하지 않을 수 있습니다."/>
+                    <pic:cNvPicPr/>
+                  </pic:nvPicPr>
+                  <pic:blipFill>
+                    <a:blip r:embed="rId11" cstate="print">
+                      <a:extLst>
+                        <a:ext uri="{28A0092B-C50C-407E-A947-70E740481C1C}">
+                          <a14:useLocalDpi xmlns:a14="http://schemas.microsoft.com/office/drawing/2010/main" val="0"/>
+                        </a:ext>
+                      </a:extLst>
+                    </a:blip>
+                    <a:stretch>
+                      <a:fillRect/>
+                    </a:stretch>
+                  </pic:blipFill>
+                  <pic:spPr>
+                    <a:xfrm>
+                      <a:off x="0" y="0"/>
+                      <a:ext cx="2667635" cy="2155825"/>
+                    </a:xfrm>
+                    <a:prstGeom prst="rect">
+                      <a:avLst/>
+                    </a:prstGeom>
+                  </pic:spPr>
+                </pic:pic>
+              </a:graphicData>
+            </a:graphic>
+            <wp14:sizeRelH relativeFrom="margin">
+              <wp14:pctWidth>0</wp14:pctWidth>
+            </wp14:sizeRelH>
+            <wp14:sizeRelV relativeFrom="margin">
+              <wp14:pctHeight>0</wp14:pctHeight>
+            </wp14:sizeRelV>
+          </wp:anchor>
+        </w:drawing>
+      </w:r>
+      <w:r>
+        <w:rPr>
+          <w:rFonts w:eastAsiaTheme="minorHAnsi" w:cs="Times New Roman" w:hint="eastAsia"/>
+          <w:sz w:val="24"/>
+        </w:rPr>
+        <w:t>3비트 state 레지스터와 멀티사이클을 위한 중간 레지스터를 추가한다. 이 레지스터들은 clock의 positive edge에서 입력된다.</w:t>
+      </w:r>
+    </w:p>
+    <w:p>
+      <w:pPr>
+        <w:rPr>
+          <w:rFonts w:eastAsiaTheme="minorHAnsi" w:cs="Times New Roman"/>
+          <w:sz w:val="24"/>
+        </w:rPr>
+      </w:pPr>
+    </w:p>
+    <w:p>
+      <w:pPr>
+        <w:rPr>
+          <w:rFonts w:eastAsiaTheme="minorHAnsi" w:cs="Times New Roman"/>
+          <w:sz w:val="24"/>
+        </w:rPr>
+      </w:pPr>
+    </w:p>
+    <w:p>
+      <w:pPr>
+        <w:rPr>
+          <w:rFonts w:eastAsiaTheme="minorHAnsi" w:cs="Times New Roman" w:hint="eastAsia"/>
+          <w:sz w:val="24"/>
+        </w:rPr>
+      </w:pPr>
+    </w:p>
+    <w:p>
+      <w:pPr>
+        <w:rPr>
+          <w:rFonts w:eastAsiaTheme="minorHAnsi" w:cs="Times New Roman" w:hint="eastAsia"/>
+          <w:sz w:val="24"/>
+        </w:rPr>
+      </w:pPr>
+      <w:r>
+        <w:rPr>
+          <w:rFonts w:eastAsiaTheme="minorHAnsi" w:cs="Times New Roman" w:hint="eastAsia"/>
+          <w:sz w:val="24"/>
+        </w:rPr>
+        <w:t>그</w:t>
+      </w:r>
+      <w:r>
+        <w:rPr>
+          <w:rFonts w:eastAsiaTheme="minorHAnsi" w:cs="Times New Roman"/>
+          <w:sz w:val="24"/>
+        </w:rPr>
+        <w:drawing>
+          <wp:anchor distT="0" distB="0" distL="114300" distR="114300" simplePos="0" relativeHeight="251661312" behindDoc="0" locked="0" layoutInCell="1" allowOverlap="1" wp14:anchorId="6090D69C" wp14:editId="1E3BAF1C">
+            <wp:simplePos x="0" y="0"/>
+            <wp:positionH relativeFrom="column">
+              <wp:posOffset>-112699</wp:posOffset>
+            </wp:positionH>
+            <wp:positionV relativeFrom="paragraph">
+              <wp:posOffset>-1149681</wp:posOffset>
+            </wp:positionV>
+            <wp:extent cx="2953910" cy="1690333"/>
+            <wp:effectExtent l="0" t="0" r="0" b="5715"/>
+            <wp:wrapSquare wrapText="bothSides"/>
+            <wp:docPr id="1506257709" name="그림 1" descr="The image appears to be a snippet of code, possibly from a hardware description language (HDL) like Verilog or VHDL, which is used to design digital circuits. The code includes definitions of registers and wires, as well as a multi-cycle datapath with an arithmetic logic unit (ALU).&#10;&#10;AI 생성 콘텐츠는 정확하지 않을 수 있습니다."/>
+            <wp:cNvGraphicFramePr>
+              <a:graphicFrameLocks xmlns:a="http://schemas.openxmlformats.org/drawingml/2006/main" noChangeAspect="1"/>
+            </wp:cNvGraphicFramePr>
+            <a:graphic xmlns:a="http://schemas.openxmlformats.org/drawingml/2006/main">
+              <a:graphicData uri="http://schemas.openxmlformats.org/drawingml/2006/picture">
+                <pic:pic xmlns:pic="http://schemas.openxmlformats.org/drawingml/2006/picture">
+                  <pic:nvPicPr>
+                    <pic:cNvPr id="1506257709" name="그림 1" descr="The image appears to be a snippet of code, possibly from a hardware description language (HDL) like Verilog or VHDL, which is used to design digital circuits. The code includes definitions of registers and wires, as well as a multi-cycle datapath with an arithmetic logic unit (ALU).&#10;&#10;AI 생성 콘텐츠는 정확하지 않을 수 있습니다."/>
+                    <pic:cNvPicPr/>
+                  </pic:nvPicPr>
+                  <pic:blipFill>
+                    <a:blip r:embed="rId12" cstate="print">
+                      <a:extLst>
+                        <a:ext uri="{28A0092B-C50C-407E-A947-70E740481C1C}">
+                          <a14:useLocalDpi xmlns:a14="http://schemas.microsoft.com/office/drawing/2010/main" val="0"/>
+                        </a:ext>
+                      </a:extLst>
+                    </a:blip>
+                    <a:stretch>
+                      <a:fillRect/>
+                    </a:stretch>
+                  </pic:blipFill>
+                  <pic:spPr>
+                    <a:xfrm>
+                      <a:off x="0" y="0"/>
+                      <a:ext cx="2953910" cy="1690333"/>
+                    </a:xfrm>
+                    <a:prstGeom prst="rect">
+                      <a:avLst/>
+                    </a:prstGeom>
+                  </pic:spPr>
+                </pic:pic>
+              </a:graphicData>
+            </a:graphic>
+          </wp:anchor>
+        </w:drawing>
+      </w:r>
+      <w:r>
+        <w:rPr>
+          <w:rFonts w:eastAsiaTheme="minorHAnsi" w:cs="Times New Roman" w:hint="eastAsia"/>
+          <w:sz w:val="24"/>
+        </w:rPr>
+        <w:t xml:space="preserve"> 외의 구현은 위에서 제시한 회로도를 따르고 있다. JR 명령어의 경우, 기존 Jump </w:t>
+      </w:r>
+      <w:r>
+        <w:rPr>
+          <w:rFonts w:eastAsiaTheme="minorHAnsi" w:cs="Times New Roman"/>
+          <w:sz w:val="24"/>
+        </w:rPr>
+        <w:t>address에</w:t>
+      </w:r>
+      <w:r>
+        <w:rPr>
+          <w:rFonts w:eastAsiaTheme="minorHAnsi" w:cs="Times New Roman" w:hint="eastAsia"/>
+          <w:sz w:val="24"/>
+        </w:rPr>
+        <w:t xml:space="preserve"> JR 컨트롤 비트를 입력으로 받는 2:1 MUX를 추가한 형태로 구현하였다. JAL 명령어의 경우 </w:t>
+      </w:r>
+      <w:proofErr w:type="spellStart"/>
+      <w:r>
+        <w:rPr>
+          <w:rFonts w:eastAsiaTheme="minorHAnsi" w:cs="Times New Roman" w:hint="eastAsia"/>
+          <w:sz w:val="24"/>
+        </w:rPr>
+        <w:t>SavePC</w:t>
+      </w:r>
+      <w:proofErr w:type="spellEnd"/>
+      <w:r>
+        <w:rPr>
+          <w:rFonts w:eastAsiaTheme="minorHAnsi" w:cs="Times New Roman" w:hint="eastAsia"/>
+          <w:sz w:val="24"/>
+        </w:rPr>
+        <w:t xml:space="preserve"> 컨트롤 비트를 입력으로 받는 2:1 MUX를 추가하여 </w:t>
+      </w:r>
+      <w:proofErr w:type="spellStart"/>
+      <w:r>
+        <w:rPr>
+          <w:rFonts w:eastAsiaTheme="minorHAnsi" w:cs="Times New Roman" w:hint="eastAsia"/>
+          <w:sz w:val="24"/>
+        </w:rPr>
+        <w:t>SavePC</w:t>
+      </w:r>
+      <w:proofErr w:type="spellEnd"/>
+      <w:r>
+        <w:rPr>
+          <w:rFonts w:eastAsiaTheme="minorHAnsi" w:cs="Times New Roman" w:hint="eastAsia"/>
+          <w:sz w:val="24"/>
+        </w:rPr>
+        <w:t xml:space="preserve">가 set된 경우 주소는 </w:t>
+      </w:r>
+      <w:proofErr w:type="spellStart"/>
+      <w:r>
+        <w:rPr>
+          <w:rFonts w:eastAsiaTheme="minorHAnsi" w:cs="Times New Roman" w:hint="eastAsia"/>
+          <w:sz w:val="24"/>
+        </w:rPr>
+        <w:t>ra</w:t>
+      </w:r>
+      <w:proofErr w:type="spellEnd"/>
+      <w:r>
+        <w:rPr>
+          <w:rFonts w:eastAsiaTheme="minorHAnsi" w:cs="Times New Roman" w:hint="eastAsia"/>
+          <w:sz w:val="24"/>
+        </w:rPr>
+        <w:t>레지스터, 입력 데이터는 PC값으로 설정되도록 구현하였다.</w:t>
+      </w:r>
+    </w:p>
+    <w:p>
+      <w:pPr>
+        <w:rPr>
+          <w:rFonts w:eastAsiaTheme="minorHAnsi" w:cs="Times New Roman" w:hint="eastAsia"/>
+          <w:sz w:val="24"/>
+        </w:rPr>
+      </w:pPr>
+      <w:r>
+        <w:rPr>
+          <w:rFonts w:eastAsiaTheme="minorHAnsi" w:cs="Times New Roman"/>
+          <w:sz w:val="24"/>
+        </w:rPr>
+        <w:drawing>
+          <wp:inline distT="0" distB="0" distL="0" distR="0" wp14:anchorId="3BDB6FD1" wp14:editId="6975BD78">
+            <wp:extent cx="5731510" cy="2374265"/>
+            <wp:effectExtent l="0" t="0" r="2540" b="6985"/>
+            <wp:docPr id="1266429666" name="그림 1" descr="The image shows a snippet of code with lines of Verilog or VHDL, depicting a programmable logic unit (ALU) with various assignments and a conditional statement for updating the program counter (PC).&#10;&#10;AI 생성 콘텐츠는 정확하지 않을 수 있습니다."/>
+            <wp:cNvGraphicFramePr>
+              <a:graphicFrameLocks xmlns:a="http://schemas.openxmlformats.org/drawingml/2006/main" noChangeAspect="1"/>
+            </wp:cNvGraphicFramePr>
+            <a:graphic xmlns:a="http://schemas.openxmlformats.org/drawingml/2006/main">
+              <a:graphicData uri="http://schemas.openxmlformats.org/drawingml/2006/picture">
+                <pic:pic xmlns:pic="http://schemas.openxmlformats.org/drawingml/2006/picture">
+                  <pic:nvPicPr>
+                    <pic:cNvPr id="1266429666" name="그림 1" descr="The image shows a snippet of code with lines of Verilog or VHDL, depicting a programmable logic unit (ALU) with various assignments and a conditional statement for updating the program counter (PC).&#10;&#10;AI 생성 콘텐츠는 정확하지 않을 수 있습니다."/>
+                    <pic:cNvPicPr/>
+                  </pic:nvPicPr>
+                  <pic:blipFill>
+                    <a:blip r:embed="rId13"/>
+                    <a:stretch>
+                      <a:fillRect/>
+                    </a:stretch>
+                  </pic:blipFill>
+                  <pic:spPr>
+                    <a:xfrm>
+                      <a:off x="0" y="0"/>
+                      <a:ext cx="5731510" cy="2374265"/>
+                    </a:xfrm>
+                    <a:prstGeom prst="rect">
+                      <a:avLst/>
+                    </a:prstGeom>
+                  </pic:spPr>
+                </pic:pic>
+              </a:graphicData>
+            </a:graphic>
+          </wp:inline>
+        </w:drawing>
+      </w:r>
+    </w:p>
+    <w:p>
+      <w:pPr>
+        <w:rPr>
+          <w:rFonts w:eastAsiaTheme="minorHAnsi" w:cs="Times New Roman"/>
+          <w:b/>
+          <w:sz w:val="26"/>
+        </w:rPr>
+      </w:pPr>
+    </w:p>
+    <w:p>
+      <w:pPr>
+        <w:rPr>
+          <w:rFonts w:eastAsiaTheme="minorHAnsi" w:cs="Times New Roman"/>
+          <w:b/>
+          <w:sz w:val="26"/>
+        </w:rPr>
+      </w:pPr>
+    </w:p>
+    <w:p>
+      <w:pPr>
+        <w:rPr>
+          <w:rFonts w:eastAsiaTheme="minorHAnsi" w:cs="Times New Roman"/>
+          <w:b/>
+          <w:sz w:val="26"/>
+        </w:rPr>
+      </w:pPr>
+      <w:r>
+        <w:rPr>
+          <w:rFonts w:eastAsiaTheme="minorHAnsi" w:cs="Times New Roman" w:hint="eastAsia"/>
+          <w:b/>
+          <w:sz w:val="26"/>
+        </w:rPr>
+        <w:lastRenderedPageBreak/>
+        <w:t xml:space="preserve">- </w:t>
+      </w:r>
+      <w:proofErr w:type="spellStart"/>
+      <w:r>
+        <w:rPr>
+          <w:rFonts w:eastAsiaTheme="minorHAnsi" w:cs="Times New Roman" w:hint="eastAsia"/>
+          <w:b/>
+          <w:sz w:val="26"/>
+        </w:rPr>
+        <w:t>GLOBAL.v</w:t>
+      </w:r>
+      <w:proofErr w:type="spellEnd"/>
+    </w:p>
+    <w:p>
+      <w:pPr>
+        <w:rPr>
+          <w:rFonts w:eastAsiaTheme="minorHAnsi" w:cs="Times New Roman" w:hint="eastAsia"/>
+          <w:sz w:val="24"/>
+        </w:rPr>
+      </w:pPr>
+      <w:r>
+        <w:rPr>
+          <w:rFonts w:eastAsiaTheme="minorHAnsi" w:cs="Times New Roman"/>
+          <w:sz w:val="24"/>
+        </w:rPr>
+        <w:t>S</w:t>
+      </w:r>
+      <w:r>
+        <w:rPr>
+          <w:rFonts w:eastAsiaTheme="minorHAnsi" w:cs="Times New Roman" w:hint="eastAsia"/>
+          <w:sz w:val="24"/>
+        </w:rPr>
+        <w:t>tate를 표현하는 5개의 상태를 추가하였다.</w:t>
+      </w:r>
+    </w:p>
+    <w:p>
+      <w:pPr>
+        <w:rPr>
+          <w:rFonts w:eastAsiaTheme="minorHAnsi" w:cs="Times New Roman" w:hint="eastAsia"/>
+          <w:sz w:val="24"/>
+        </w:rPr>
+      </w:pPr>
+      <w:r>
+        <w:rPr>
+          <w:rFonts w:eastAsiaTheme="minorHAnsi" w:cs="Times New Roman"/>
+          <w:sz w:val="24"/>
+        </w:rPr>
+        <w:drawing>
+          <wp:inline distT="0" distB="0" distL="0" distR="0" wp14:anchorId="2A1AA41B" wp14:editId="15D66A2E">
+            <wp:extent cx="2401294" cy="950834"/>
+            <wp:effectExtent l="0" t="0" r="0" b="1905"/>
+            <wp:docPr id="1218220015" name="그림 1" descr="The provided text appears to be a snippet of Verilog or VHDL code defining a state machine with various signals and their initial values.&#10;&#10;AI 생성 콘텐츠는 정확하지 않을 수 있습니다."/>
+            <wp:cNvGraphicFramePr>
+              <a:graphicFrameLocks xmlns:a="http://schemas.openxmlformats.org/drawingml/2006/main" noChangeAspect="1"/>
+            </wp:cNvGraphicFramePr>
+            <a:graphic xmlns:a="http://schemas.openxmlformats.org/drawingml/2006/main">
+              <a:graphicData uri="http://schemas.openxmlformats.org/drawingml/2006/picture">
+                <pic:pic xmlns:pic="http://schemas.openxmlformats.org/drawingml/2006/picture">
+                  <pic:nvPicPr>
+                    <pic:cNvPr id="1218220015" name="그림 1" descr="The provided text appears to be a snippet of Verilog or VHDL code defining a state machine with various signals and their initial values.&#10;&#10;AI 생성 콘텐츠는 정확하지 않을 수 있습니다."/>
+                    <pic:cNvPicPr/>
+                  </pic:nvPicPr>
+                  <pic:blipFill>
+                    <a:blip r:embed="rId14"/>
+                    <a:stretch>
+                      <a:fillRect/>
+                    </a:stretch>
+                  </pic:blipFill>
+                  <pic:spPr>
+                    <a:xfrm>
+                      <a:off x="0" y="0"/>
+                      <a:ext cx="2426578" cy="960846"/>
+                    </a:xfrm>
+                    <a:prstGeom prst="rect">
+                      <a:avLst/>
+                    </a:prstGeom>
+                  </pic:spPr>
+                </pic:pic>
+              </a:graphicData>
+            </a:graphic>
+          </wp:inline>
+        </w:drawing>
+      </w:r>
+    </w:p>
+    <w:p>
+      <w:pPr>
+        <w:rPr>
+          <w:rFonts w:eastAsiaTheme="minorHAnsi" w:cs="Times New Roman"/>
+          <w:sz w:val="24"/>
+        </w:rPr>
+      </w:pPr>
+    </w:p>
+    <w:p>
+      <w:pPr>
+        <w:rPr>
+          <w:rFonts w:eastAsiaTheme="minorHAnsi" w:cs="Times New Roman"/>
+          <w:b/>
+          <w:sz w:val="32"/>
+        </w:rPr>
+      </w:pPr>
+      <w:r>
+        <w:rPr>
+          <w:rFonts w:eastAsiaTheme="minorHAnsi" w:cs="Times New Roman" w:hint="eastAsia"/>
+          <w:b/>
+          <w:sz w:val="32"/>
+        </w:rPr>
+        <w:t>4</w:t>
+      </w:r>
+      <w:r>
+        <w:rPr>
+          <w:rFonts w:eastAsiaTheme="minorHAnsi" w:cs="Times New Roman" w:hint="eastAsia"/>
+          <w:b/>
+          <w:sz w:val="32"/>
         </w:rPr>
         <w:t>. Troubleshooting</w:t>
       </w:r>
@@ -241,12 +2089,101 @@
     <w:p>
       <w:pPr>
         <w:rPr>
-          <w:rFonts w:ascii="Times New Roman" w:hAnsi="Times New Roman" w:cs="Times New Roman"/>
-          <w:sz w:val="24"/>
-        </w:rPr>
-      </w:pPr>
+          <w:rFonts w:eastAsiaTheme="minorHAnsi" w:cs="Times New Roman" w:hint="eastAsia"/>
+          <w:sz w:val="24"/>
+        </w:rPr>
+      </w:pPr>
+      <w:r>
+        <w:rPr>
+          <w:rFonts w:eastAsiaTheme="minorHAnsi" w:cs="Times New Roman" w:hint="eastAsia"/>
+          <w:sz w:val="24"/>
+        </w:rPr>
+        <w:t xml:space="preserve">CPU 모듈에서 매 사이클마다 </w:t>
+      </w:r>
+      <w:r>
+        <w:rPr>
+          <w:rFonts w:eastAsiaTheme="minorHAnsi" w:cs="Times New Roman"/>
+          <w:sz w:val="24"/>
+        </w:rPr>
+        <w:t xml:space="preserve">PC &lt;= </w:t>
+      </w:r>
+      <w:proofErr w:type="spellStart"/>
+      <w:r>
+        <w:rPr>
+          <w:rFonts w:eastAsiaTheme="minorHAnsi" w:cs="Times New Roman"/>
+          <w:sz w:val="24"/>
+        </w:rPr>
+        <w:t>PC_</w:t>
+      </w:r>
+      <w:proofErr w:type="gramStart"/>
+      <w:r>
+        <w:rPr>
+          <w:rFonts w:eastAsiaTheme="minorHAnsi" w:cs="Times New Roman"/>
+          <w:sz w:val="24"/>
+        </w:rPr>
+        <w:t>next</w:t>
+      </w:r>
+      <w:proofErr w:type="spellEnd"/>
+      <w:r>
+        <w:rPr>
+          <w:rFonts w:eastAsiaTheme="minorHAnsi" w:cs="Times New Roman" w:hint="eastAsia"/>
+          <w:sz w:val="24"/>
+        </w:rPr>
+        <w:t xml:space="preserve"> 를</w:t>
+      </w:r>
+      <w:proofErr w:type="gramEnd"/>
+      <w:r>
+        <w:rPr>
+          <w:rFonts w:eastAsiaTheme="minorHAnsi" w:cs="Times New Roman" w:hint="eastAsia"/>
+          <w:sz w:val="24"/>
+        </w:rPr>
+        <w:t xml:space="preserve"> 실행하도록 구현했으나, </w:t>
+      </w:r>
+      <w:r>
+        <w:rPr>
+          <w:rFonts w:eastAsiaTheme="minorHAnsi" w:cs="Times New Roman"/>
+          <w:sz w:val="24"/>
+        </w:rPr>
+        <w:t>always @(*)</w:t>
+      </w:r>
+      <w:r>
+        <w:rPr>
+          <w:rFonts w:eastAsiaTheme="minorHAnsi" w:cs="Times New Roman" w:hint="eastAsia"/>
+          <w:sz w:val="24"/>
+        </w:rPr>
+        <w:t xml:space="preserve"> 블록 안에서는 </w:t>
+      </w:r>
+      <w:proofErr w:type="spellStart"/>
+      <w:r>
+        <w:rPr>
+          <w:rFonts w:eastAsiaTheme="minorHAnsi" w:cs="Times New Roman"/>
+          <w:sz w:val="24"/>
+        </w:rPr>
+        <w:t>PC_next</w:t>
+      </w:r>
+      <w:proofErr w:type="spellEnd"/>
+      <w:r>
+        <w:rPr>
+          <w:rFonts w:eastAsiaTheme="minorHAnsi" w:cs="Times New Roman"/>
+          <w:sz w:val="24"/>
+        </w:rPr>
+        <w:t xml:space="preserve"> = PC</w:t>
+      </w:r>
+      <w:r>
+        <w:rPr>
+          <w:rFonts w:eastAsiaTheme="minorHAnsi" w:cs="Times New Roman" w:hint="eastAsia"/>
+          <w:sz w:val="24"/>
+        </w:rPr>
+        <w:t xml:space="preserve"> 구문을 추가하지 않아 PC가 변하지 않는 사이클에서 문제가 발생했다.</w:t>
+      </w:r>
     </w:p>
     <w:sectPr>
+      <w:headerReference w:type="even" r:id="rId15"/>
+      <w:headerReference w:type="default" r:id="rId16"/>
+      <w:footerReference w:type="even" r:id="rId17"/>
+      <w:footerReference w:type="default" r:id="rId18"/>
+      <w:headerReference w:type="first" r:id="rId19"/>
+      <w:footerReference w:type="first" r:id="rId20"/>
       <w:pgSz w:w="11906" w:h="16838"/>
       <w:pgMar w:top="1701" w:right="1440" w:bottom="1440" w:left="1440" w:header="851" w:footer="992" w:gutter="0"/>
       <w:cols w:space="425"/>
@@ -281,6 +2218,36 @@
 </w:endnotes>
 </file>
 
+<file path=word/footer1.xml><?xml version="1.0" encoding="utf-8"?>
+<w:ftr xmlns:wpc="http://schemas.microsoft.com/office/word/2010/wordprocessingCanvas" xmlns:cx="http://schemas.microsoft.com/office/drawing/2014/chartex" xmlns:cx1="http://schemas.microsoft.com/office/drawing/2015/9/8/chartex" xmlns:cx2="http://schemas.microsoft.com/office/drawing/2015/10/21/chartex" xmlns:cx3="http://schemas.microsoft.com/office/drawing/2016/5/9/chartex" xmlns:cx4="http://schemas.microsoft.com/office/drawing/2016/5/10/chartex" xmlns:cx5="http://schemas.microsoft.com/office/drawing/2016/5/11/chartex" xmlns:cx6="http://schemas.microsoft.com/office/drawing/2016/5/12/chartex" xmlns:cx7="http://schemas.microsoft.com/office/drawing/2016/5/13/chartex" xmlns:cx8="http://schemas.microsoft.com/office/drawing/2016/5/14/chartex" xmlns:mc="http://schemas.openxmlformats.org/markup-compatibility/2006" xmlns:aink="http://schemas.microsoft.com/office/drawing/2016/ink" xmlns:am3d="http://schemas.microsoft.com/office/drawing/2017/model3d" xmlns:o="urn:schemas-microsoft-com:office:office" xmlns:oel="http://schemas.microsoft.com/office/2019/extlst" xmlns:r="http://schemas.openxmlformats.org/officeDocument/2006/relationships" xmlns:m="http://schemas.openxmlformats.org/officeDocument/2006/math" xmlns:v="urn:schemas-microsoft-com:vml" xmlns:wp14="http://schemas.microsoft.com/office/word/2010/wordprocessingDrawing" xmlns:wp="http://schemas.openxmlformats.org/drawingml/2006/wordprocessingDrawing" xmlns:w10="urn:schemas-microsoft-com:office:word" xmlns:w="http://schemas.openxmlformats.org/wordprocessingml/2006/main" xmlns:w14="http://schemas.microsoft.com/office/word/2010/wordml" xmlns:w15="http://schemas.microsoft.com/office/word/2012/wordml" xmlns:w16cex="http://schemas.microsoft.com/office/word/2018/wordml/cex" xmlns:w16cid="http://schemas.microsoft.com/office/word/2016/wordml/cid" xmlns:w16="http://schemas.microsoft.com/office/word/2018/wordml" xmlns:w16du="http://schemas.microsoft.com/office/word/2023/wordml/word16du" xmlns:w16sdtdh="http://schemas.microsoft.com/office/word/2020/wordml/sdtdatahash" xmlns:w16sdtfl="http://schemas.microsoft.com/office/word/2024/wordml/sdtformatlock" xmlns:w16se="http://schemas.microsoft.com/office/word/2015/wordml/symex" xmlns:wpg="http://schemas.microsoft.com/office/word/2010/wordprocessingGroup" xmlns:wpi="http://schemas.microsoft.com/office/word/2010/wordprocessingInk" xmlns:wne="http://schemas.microsoft.com/office/word/2006/wordml" xmlns:wps="http://schemas.microsoft.com/office/word/2010/wordprocessingShape" mc:Ignorable="w14 w15 w16se w16cid w16 w16cex w16sdtdh w16sdtfl w16du wp14">
+  <w:p>
+    <w:pPr>
+      <w:pStyle w:val="ab"/>
+    </w:pPr>
+  </w:p>
+</w:ftr>
+</file>
+
+<file path=word/footer2.xml><?xml version="1.0" encoding="utf-8"?>
+<w:ftr xmlns:wpc="http://schemas.microsoft.com/office/word/2010/wordprocessingCanvas" xmlns:cx="http://schemas.microsoft.com/office/drawing/2014/chartex" xmlns:cx1="http://schemas.microsoft.com/office/drawing/2015/9/8/chartex" xmlns:cx2="http://schemas.microsoft.com/office/drawing/2015/10/21/chartex" xmlns:cx3="http://schemas.microsoft.com/office/drawing/2016/5/9/chartex" xmlns:cx4="http://schemas.microsoft.com/office/drawing/2016/5/10/chartex" xmlns:cx5="http://schemas.microsoft.com/office/drawing/2016/5/11/chartex" xmlns:cx6="http://schemas.microsoft.com/office/drawing/2016/5/12/chartex" xmlns:cx7="http://schemas.microsoft.com/office/drawing/2016/5/13/chartex" xmlns:cx8="http://schemas.microsoft.com/office/drawing/2016/5/14/chartex" xmlns:mc="http://schemas.openxmlformats.org/markup-compatibility/2006" xmlns:aink="http://schemas.microsoft.com/office/drawing/2016/ink" xmlns:am3d="http://schemas.microsoft.com/office/drawing/2017/model3d" xmlns:o="urn:schemas-microsoft-com:office:office" xmlns:oel="http://schemas.microsoft.com/office/2019/extlst" xmlns:r="http://schemas.openxmlformats.org/officeDocument/2006/relationships" xmlns:m="http://schemas.openxmlformats.org/officeDocument/2006/math" xmlns:v="urn:schemas-microsoft-com:vml" xmlns:wp14="http://schemas.microsoft.com/office/word/2010/wordprocessingDrawing" xmlns:wp="http://schemas.openxmlformats.org/drawingml/2006/wordprocessingDrawing" xmlns:w10="urn:schemas-microsoft-com:office:word" xmlns:w="http://schemas.openxmlformats.org/wordprocessingml/2006/main" xmlns:w14="http://schemas.microsoft.com/office/word/2010/wordml" xmlns:w15="http://schemas.microsoft.com/office/word/2012/wordml" xmlns:w16cex="http://schemas.microsoft.com/office/word/2018/wordml/cex" xmlns:w16cid="http://schemas.microsoft.com/office/word/2016/wordml/cid" xmlns:w16="http://schemas.microsoft.com/office/word/2018/wordml" xmlns:w16du="http://schemas.microsoft.com/office/word/2023/wordml/word16du" xmlns:w16sdtdh="http://schemas.microsoft.com/office/word/2020/wordml/sdtdatahash" xmlns:w16sdtfl="http://schemas.microsoft.com/office/word/2024/wordml/sdtformatlock" xmlns:w16se="http://schemas.microsoft.com/office/word/2015/wordml/symex" xmlns:wpg="http://schemas.microsoft.com/office/word/2010/wordprocessingGroup" xmlns:wpi="http://schemas.microsoft.com/office/word/2010/wordprocessingInk" xmlns:wne="http://schemas.microsoft.com/office/word/2006/wordml" xmlns:wps="http://schemas.microsoft.com/office/word/2010/wordprocessingShape" mc:Ignorable="w14 w15 w16se w16cid w16 w16cex w16sdtdh w16sdtfl w16du wp14">
+  <w:p>
+    <w:pPr>
+      <w:pStyle w:val="ab"/>
+    </w:pPr>
+  </w:p>
+</w:ftr>
+</file>
+
+<file path=word/footer3.xml><?xml version="1.0" encoding="utf-8"?>
+<w:ftr xmlns:wpc="http://schemas.microsoft.com/office/word/2010/wordprocessingCanvas" xmlns:cx="http://schemas.microsoft.com/office/drawing/2014/chartex" xmlns:cx1="http://schemas.microsoft.com/office/drawing/2015/9/8/chartex" xmlns:cx2="http://schemas.microsoft.com/office/drawing/2015/10/21/chartex" xmlns:cx3="http://schemas.microsoft.com/office/drawing/2016/5/9/chartex" xmlns:cx4="http://schemas.microsoft.com/office/drawing/2016/5/10/chartex" xmlns:cx5="http://schemas.microsoft.com/office/drawing/2016/5/11/chartex" xmlns:cx6="http://schemas.microsoft.com/office/drawing/2016/5/12/chartex" xmlns:cx7="http://schemas.microsoft.com/office/drawing/2016/5/13/chartex" xmlns:cx8="http://schemas.microsoft.com/office/drawing/2016/5/14/chartex" xmlns:mc="http://schemas.openxmlformats.org/markup-compatibility/2006" xmlns:aink="http://schemas.microsoft.com/office/drawing/2016/ink" xmlns:am3d="http://schemas.microsoft.com/office/drawing/2017/model3d" xmlns:o="urn:schemas-microsoft-com:office:office" xmlns:oel="http://schemas.microsoft.com/office/2019/extlst" xmlns:r="http://schemas.openxmlformats.org/officeDocument/2006/relationships" xmlns:m="http://schemas.openxmlformats.org/officeDocument/2006/math" xmlns:v="urn:schemas-microsoft-com:vml" xmlns:wp14="http://schemas.microsoft.com/office/word/2010/wordprocessingDrawing" xmlns:wp="http://schemas.openxmlformats.org/drawingml/2006/wordprocessingDrawing" xmlns:w10="urn:schemas-microsoft-com:office:word" xmlns:w="http://schemas.openxmlformats.org/wordprocessingml/2006/main" xmlns:w14="http://schemas.microsoft.com/office/word/2010/wordml" xmlns:w15="http://schemas.microsoft.com/office/word/2012/wordml" xmlns:w16cex="http://schemas.microsoft.com/office/word/2018/wordml/cex" xmlns:w16cid="http://schemas.microsoft.com/office/word/2016/wordml/cid" xmlns:w16="http://schemas.microsoft.com/office/word/2018/wordml" xmlns:w16du="http://schemas.microsoft.com/office/word/2023/wordml/word16du" xmlns:w16sdtdh="http://schemas.microsoft.com/office/word/2020/wordml/sdtdatahash" xmlns:w16sdtfl="http://schemas.microsoft.com/office/word/2024/wordml/sdtformatlock" xmlns:w16se="http://schemas.microsoft.com/office/word/2015/wordml/symex" xmlns:wpg="http://schemas.microsoft.com/office/word/2010/wordprocessingGroup" xmlns:wpi="http://schemas.microsoft.com/office/word/2010/wordprocessingInk" xmlns:wne="http://schemas.microsoft.com/office/word/2006/wordml" xmlns:wps="http://schemas.microsoft.com/office/word/2010/wordprocessingShape" mc:Ignorable="w14 w15 w16se w16cid w16 w16cex w16sdtdh w16sdtfl w16du wp14">
+  <w:p>
+    <w:pPr>
+      <w:pStyle w:val="ab"/>
+    </w:pPr>
+  </w:p>
+</w:ftr>
+</file>
+
 <file path=word/footnotes.xml><?xml version="1.0" encoding="utf-8"?>
 <w:footnotes xmlns:wpc="http://schemas.microsoft.com/office/word/2010/wordprocessingCanvas" xmlns:cx="http://schemas.microsoft.com/office/drawing/2014/chartex" xmlns:cx1="http://schemas.microsoft.com/office/drawing/2015/9/8/chartex" xmlns:cx2="http://schemas.microsoft.com/office/drawing/2015/10/21/chartex" xmlns:cx3="http://schemas.microsoft.com/office/drawing/2016/5/9/chartex" xmlns:cx4="http://schemas.microsoft.com/office/drawing/2016/5/10/chartex" xmlns:cx5="http://schemas.microsoft.com/office/drawing/2016/5/11/chartex" xmlns:cx6="http://schemas.microsoft.com/office/drawing/2016/5/12/chartex" xmlns:cx7="http://schemas.microsoft.com/office/drawing/2016/5/13/chartex" xmlns:cx8="http://schemas.microsoft.com/office/drawing/2016/5/14/chartex" xmlns:mc="http://schemas.openxmlformats.org/markup-compatibility/2006" xmlns:aink="http://schemas.microsoft.com/office/drawing/2016/ink" xmlns:am3d="http://schemas.microsoft.com/office/drawing/2017/model3d" xmlns:o="urn:schemas-microsoft-com:office:office" xmlns:oel="http://schemas.microsoft.com/office/2019/extlst" xmlns:r="http://schemas.openxmlformats.org/officeDocument/2006/relationships" xmlns:m="http://schemas.openxmlformats.org/officeDocument/2006/math" xmlns:v="urn:schemas-microsoft-com:vml" xmlns:wp14="http://schemas.microsoft.com/office/word/2010/wordprocessingDrawing" xmlns:wp="http://schemas.openxmlformats.org/drawingml/2006/wordprocessingDrawing" xmlns:w10="urn:schemas-microsoft-com:office:word" xmlns:w="http://schemas.openxmlformats.org/wordprocessingml/2006/main" xmlns:w14="http://schemas.microsoft.com/office/word/2010/wordml" xmlns:w15="http://schemas.microsoft.com/office/word/2012/wordml" xmlns:w16cex="http://schemas.microsoft.com/office/word/2018/wordml/cex" xmlns:w16cid="http://schemas.microsoft.com/office/word/2016/wordml/cid" xmlns:w16="http://schemas.microsoft.com/office/word/2018/wordml" xmlns:w16du="http://schemas.microsoft.com/office/word/2023/wordml/word16du" xmlns:w16sdtdh="http://schemas.microsoft.com/office/word/2020/wordml/sdtdatahash" xmlns:w16sdtfl="http://schemas.microsoft.com/office/word/2024/wordml/sdtformatlock" xmlns:w16se="http://schemas.microsoft.com/office/word/2015/wordml/symex" xmlns:wpg="http://schemas.microsoft.com/office/word/2010/wordprocessingGroup" xmlns:wpi="http://schemas.microsoft.com/office/word/2010/wordprocessingInk" xmlns:wne="http://schemas.microsoft.com/office/word/2006/wordml" xmlns:wps="http://schemas.microsoft.com/office/word/2010/wordprocessingShape" mc:Ignorable="w14 w15 w16se w16cid w16 w16cex w16sdtdh w16sdtfl w16du wp14">
   <w:footnote w:type="separator" w:id="-1">
@@ -304,6 +2271,361 @@
     </w:p>
   </w:footnote>
 </w:footnotes>
+</file>
+
+<file path=word/header1.xml><?xml version="1.0" encoding="utf-8"?>
+<w:hdr xmlns:wpc="http://schemas.microsoft.com/office/word/2010/wordprocessingCanvas" xmlns:cx="http://schemas.microsoft.com/office/drawing/2014/chartex" xmlns:cx1="http://schemas.microsoft.com/office/drawing/2015/9/8/chartex" xmlns:cx2="http://schemas.microsoft.com/office/drawing/2015/10/21/chartex" xmlns:cx3="http://schemas.microsoft.com/office/drawing/2016/5/9/chartex" xmlns:cx4="http://schemas.microsoft.com/office/drawing/2016/5/10/chartex" xmlns:cx5="http://schemas.microsoft.com/office/drawing/2016/5/11/chartex" xmlns:cx6="http://schemas.microsoft.com/office/drawing/2016/5/12/chartex" xmlns:cx7="http://schemas.microsoft.com/office/drawing/2016/5/13/chartex" xmlns:cx8="http://schemas.microsoft.com/office/drawing/2016/5/14/chartex" xmlns:mc="http://schemas.openxmlformats.org/markup-compatibility/2006" xmlns:aink="http://schemas.microsoft.com/office/drawing/2016/ink" xmlns:am3d="http://schemas.microsoft.com/office/drawing/2017/model3d" xmlns:o="urn:schemas-microsoft-com:office:office" xmlns:oel="http://schemas.microsoft.com/office/2019/extlst" xmlns:r="http://schemas.openxmlformats.org/officeDocument/2006/relationships" xmlns:m="http://schemas.openxmlformats.org/officeDocument/2006/math" xmlns:v="urn:schemas-microsoft-com:vml" xmlns:wp14="http://schemas.microsoft.com/office/word/2010/wordprocessingDrawing" xmlns:wp="http://schemas.openxmlformats.org/drawingml/2006/wordprocessingDrawing" xmlns:w10="urn:schemas-microsoft-com:office:word" xmlns:w="http://schemas.openxmlformats.org/wordprocessingml/2006/main" xmlns:w14="http://schemas.microsoft.com/office/word/2010/wordml" xmlns:w15="http://schemas.microsoft.com/office/word/2012/wordml" xmlns:w16cex="http://schemas.microsoft.com/office/word/2018/wordml/cex" xmlns:w16cid="http://schemas.microsoft.com/office/word/2016/wordml/cid" xmlns:w16="http://schemas.microsoft.com/office/word/2018/wordml" xmlns:w16du="http://schemas.microsoft.com/office/word/2023/wordml/word16du" xmlns:w16sdtdh="http://schemas.microsoft.com/office/word/2020/wordml/sdtdatahash" xmlns:w16sdtfl="http://schemas.microsoft.com/office/word/2024/wordml/sdtformatlock" xmlns:w16se="http://schemas.microsoft.com/office/word/2015/wordml/symex" xmlns:wpg="http://schemas.microsoft.com/office/word/2010/wordprocessingGroup" xmlns:wpi="http://schemas.microsoft.com/office/word/2010/wordprocessingInk" xmlns:wne="http://schemas.microsoft.com/office/word/2006/wordml" xmlns:wps="http://schemas.microsoft.com/office/word/2010/wordprocessingShape" mc:Ignorable="w14 w15 w16se w16cid w16 w16cex w16sdtdh w16sdtfl w16du wp14">
+  <w:p>
+    <w:pPr>
+      <w:pStyle w:val="aa"/>
+    </w:pPr>
+  </w:p>
+</w:hdr>
+</file>
+
+<file path=word/header2.xml><?xml version="1.0" encoding="utf-8"?>
+<w:hdr xmlns:wpc="http://schemas.microsoft.com/office/word/2010/wordprocessingCanvas" xmlns:cx="http://schemas.microsoft.com/office/drawing/2014/chartex" xmlns:cx1="http://schemas.microsoft.com/office/drawing/2015/9/8/chartex" xmlns:cx2="http://schemas.microsoft.com/office/drawing/2015/10/21/chartex" xmlns:cx3="http://schemas.microsoft.com/office/drawing/2016/5/9/chartex" xmlns:cx4="http://schemas.microsoft.com/office/drawing/2016/5/10/chartex" xmlns:cx5="http://schemas.microsoft.com/office/drawing/2016/5/11/chartex" xmlns:cx6="http://schemas.microsoft.com/office/drawing/2016/5/12/chartex" xmlns:cx7="http://schemas.microsoft.com/office/drawing/2016/5/13/chartex" xmlns:cx8="http://schemas.microsoft.com/office/drawing/2016/5/14/chartex" xmlns:mc="http://schemas.openxmlformats.org/markup-compatibility/2006" xmlns:aink="http://schemas.microsoft.com/office/drawing/2016/ink" xmlns:am3d="http://schemas.microsoft.com/office/drawing/2017/model3d" xmlns:o="urn:schemas-microsoft-com:office:office" xmlns:oel="http://schemas.microsoft.com/office/2019/extlst" xmlns:r="http://schemas.openxmlformats.org/officeDocument/2006/relationships" xmlns:m="http://schemas.openxmlformats.org/officeDocument/2006/math" xmlns:v="urn:schemas-microsoft-com:vml" xmlns:wp14="http://schemas.microsoft.com/office/word/2010/wordprocessingDrawing" xmlns:wp="http://schemas.openxmlformats.org/drawingml/2006/wordprocessingDrawing" xmlns:w10="urn:schemas-microsoft-com:office:word" xmlns:w="http://schemas.openxmlformats.org/wordprocessingml/2006/main" xmlns:w14="http://schemas.microsoft.com/office/word/2010/wordml" xmlns:w15="http://schemas.microsoft.com/office/word/2012/wordml" xmlns:w16cex="http://schemas.microsoft.com/office/word/2018/wordml/cex" xmlns:w16cid="http://schemas.microsoft.com/office/word/2016/wordml/cid" xmlns:w16="http://schemas.microsoft.com/office/word/2018/wordml" xmlns:w16du="http://schemas.microsoft.com/office/word/2023/wordml/word16du" xmlns:w16sdtdh="http://schemas.microsoft.com/office/word/2020/wordml/sdtdatahash" xmlns:w16sdtfl="http://schemas.microsoft.com/office/word/2024/wordml/sdtformatlock" xmlns:w16se="http://schemas.microsoft.com/office/word/2015/wordml/symex" xmlns:wpg="http://schemas.microsoft.com/office/word/2010/wordprocessingGroup" xmlns:wpi="http://schemas.microsoft.com/office/word/2010/wordprocessingInk" xmlns:wne="http://schemas.microsoft.com/office/word/2006/wordml" xmlns:wps="http://schemas.microsoft.com/office/word/2010/wordprocessingShape" mc:Ignorable="w14 w15 w16se w16cid w16 w16cex w16sdtdh w16sdtfl w16du wp14">
+  <w:p>
+    <w:pPr>
+      <w:pStyle w:val="aa"/>
+    </w:pPr>
+  </w:p>
+</w:hdr>
+</file>
+
+<file path=word/header3.xml><?xml version="1.0" encoding="utf-8"?>
+<w:hdr xmlns:wpc="http://schemas.microsoft.com/office/word/2010/wordprocessingCanvas" xmlns:cx="http://schemas.microsoft.com/office/drawing/2014/chartex" xmlns:cx1="http://schemas.microsoft.com/office/drawing/2015/9/8/chartex" xmlns:cx2="http://schemas.microsoft.com/office/drawing/2015/10/21/chartex" xmlns:cx3="http://schemas.microsoft.com/office/drawing/2016/5/9/chartex" xmlns:cx4="http://schemas.microsoft.com/office/drawing/2016/5/10/chartex" xmlns:cx5="http://schemas.microsoft.com/office/drawing/2016/5/11/chartex" xmlns:cx6="http://schemas.microsoft.com/office/drawing/2016/5/12/chartex" xmlns:cx7="http://schemas.microsoft.com/office/drawing/2016/5/13/chartex" xmlns:cx8="http://schemas.microsoft.com/office/drawing/2016/5/14/chartex" xmlns:mc="http://schemas.openxmlformats.org/markup-compatibility/2006" xmlns:aink="http://schemas.microsoft.com/office/drawing/2016/ink" xmlns:am3d="http://schemas.microsoft.com/office/drawing/2017/model3d" xmlns:o="urn:schemas-microsoft-com:office:office" xmlns:oel="http://schemas.microsoft.com/office/2019/extlst" xmlns:r="http://schemas.openxmlformats.org/officeDocument/2006/relationships" xmlns:m="http://schemas.openxmlformats.org/officeDocument/2006/math" xmlns:v="urn:schemas-microsoft-com:vml" xmlns:wp14="http://schemas.microsoft.com/office/word/2010/wordprocessingDrawing" xmlns:wp="http://schemas.openxmlformats.org/drawingml/2006/wordprocessingDrawing" xmlns:w10="urn:schemas-microsoft-com:office:word" xmlns:w="http://schemas.openxmlformats.org/wordprocessingml/2006/main" xmlns:w14="http://schemas.microsoft.com/office/word/2010/wordml" xmlns:w15="http://schemas.microsoft.com/office/word/2012/wordml" xmlns:w16cex="http://schemas.microsoft.com/office/word/2018/wordml/cex" xmlns:w16cid="http://schemas.microsoft.com/office/word/2016/wordml/cid" xmlns:w16="http://schemas.microsoft.com/office/word/2018/wordml" xmlns:w16du="http://schemas.microsoft.com/office/word/2023/wordml/word16du" xmlns:w16sdtdh="http://schemas.microsoft.com/office/word/2020/wordml/sdtdatahash" xmlns:w16sdtfl="http://schemas.microsoft.com/office/word/2024/wordml/sdtformatlock" xmlns:w16se="http://schemas.microsoft.com/office/word/2015/wordml/symex" xmlns:wpg="http://schemas.microsoft.com/office/word/2010/wordprocessingGroup" xmlns:wpi="http://schemas.microsoft.com/office/word/2010/wordprocessingInk" xmlns:wne="http://schemas.microsoft.com/office/word/2006/wordml" xmlns:wps="http://schemas.microsoft.com/office/word/2010/wordprocessingShape" mc:Ignorable="w14 w15 w16se w16cid w16 w16cex w16sdtdh w16sdtfl w16du wp14">
+  <w:p>
+    <w:pPr>
+      <w:pStyle w:val="aa"/>
+    </w:pPr>
+  </w:p>
+</w:hdr>
+</file>
+
+<file path=word/numbering.xml><?xml version="1.0" encoding="utf-8"?>
+<w:numbering xmlns:wpc="http://schemas.microsoft.com/office/word/2010/wordprocessingCanvas" xmlns:cx="http://schemas.microsoft.com/office/drawing/2014/chartex" xmlns:cx1="http://schemas.microsoft.com/office/drawing/2015/9/8/chartex" xmlns:cx2="http://schemas.microsoft.com/office/drawing/2015/10/21/chartex" xmlns:cx3="http://schemas.microsoft.com/office/drawing/2016/5/9/chartex" xmlns:cx4="http://schemas.microsoft.com/office/drawing/2016/5/10/chartex" xmlns:cx5="http://schemas.microsoft.com/office/drawing/2016/5/11/chartex" xmlns:cx6="http://schemas.microsoft.com/office/drawing/2016/5/12/chartex" xmlns:cx7="http://schemas.microsoft.com/office/drawing/2016/5/13/chartex" xmlns:cx8="http://schemas.microsoft.com/office/drawing/2016/5/14/chartex" xmlns:mc="http://schemas.openxmlformats.org/markup-compatibility/2006" xmlns:aink="http://schemas.microsoft.com/office/drawing/2016/ink" xmlns:am3d="http://schemas.microsoft.com/office/drawing/2017/model3d" xmlns:o="urn:schemas-microsoft-com:office:office" xmlns:oel="http://schemas.microsoft.com/office/2019/extlst" xmlns:r="http://schemas.openxmlformats.org/officeDocument/2006/relationships" xmlns:m="http://schemas.openxmlformats.org/officeDocument/2006/math" xmlns:v="urn:schemas-microsoft-com:vml" xmlns:wp14="http://schemas.microsoft.com/office/word/2010/wordprocessingDrawing" xmlns:wp="http://schemas.openxmlformats.org/drawingml/2006/wordprocessingDrawing" xmlns:w10="urn:schemas-microsoft-com:office:word" xmlns:w="http://schemas.openxmlformats.org/wordprocessingml/2006/main" xmlns:w14="http://schemas.microsoft.com/office/word/2010/wordml" xmlns:w15="http://schemas.microsoft.com/office/word/2012/wordml" xmlns:w16cex="http://schemas.microsoft.com/office/word/2018/wordml/cex" xmlns:w16cid="http://schemas.microsoft.com/office/word/2016/wordml/cid" xmlns:w16="http://schemas.microsoft.com/office/word/2018/wordml" xmlns:w16du="http://schemas.microsoft.com/office/word/2023/wordml/word16du" xmlns:w16sdtdh="http://schemas.microsoft.com/office/word/2020/wordml/sdtdatahash" xmlns:w16sdtfl="http://schemas.microsoft.com/office/word/2024/wordml/sdtformatlock" xmlns:w16se="http://schemas.microsoft.com/office/word/2015/wordml/symex" xmlns:wpg="http://schemas.microsoft.com/office/word/2010/wordprocessingGroup" xmlns:wpi="http://schemas.microsoft.com/office/word/2010/wordprocessingInk" xmlns:wne="http://schemas.microsoft.com/office/word/2006/wordml" xmlns:wps="http://schemas.microsoft.com/office/word/2010/wordprocessingShape" mc:Ignorable="w14 w15 w16se w16cid w16 w16cex w16sdtdh w16sdtfl w16du wp14">
+  <w:abstractNum w:abstractNumId="0" w15:restartNumberingAfterBreak="0">
+    <w:nsid w:val="38427859"/>
+    <w:multiLevelType w:val="hybridMultilevel"/>
+    <w:tmpl w:val="8AECDFA0"/>
+    <w:lvl w:ilvl="0" w:tplc="0409000F">
+      <w:start w:val="1"/>
+      <w:numFmt w:val="decimal"/>
+      <w:lvlText w:val="%1."/>
+      <w:lvlJc w:val="left"/>
+      <w:pPr>
+        <w:ind w:left="1680" w:hanging="440"/>
+      </w:pPr>
+    </w:lvl>
+    <w:lvl w:ilvl="1" w:tplc="04090019" w:tentative="1">
+      <w:start w:val="1"/>
+      <w:numFmt w:val="upperLetter"/>
+      <w:lvlText w:val="%2."/>
+      <w:lvlJc w:val="left"/>
+      <w:pPr>
+        <w:ind w:left="2120" w:hanging="440"/>
+      </w:pPr>
+    </w:lvl>
+    <w:lvl w:ilvl="2" w:tplc="0409001B" w:tentative="1">
+      <w:start w:val="1"/>
+      <w:numFmt w:val="lowerRoman"/>
+      <w:lvlText w:val="%3."/>
+      <w:lvlJc w:val="right"/>
+      <w:pPr>
+        <w:ind w:left="2560" w:hanging="440"/>
+      </w:pPr>
+    </w:lvl>
+    <w:lvl w:ilvl="3" w:tplc="0409000F" w:tentative="1">
+      <w:start w:val="1"/>
+      <w:numFmt w:val="decimal"/>
+      <w:lvlText w:val="%4."/>
+      <w:lvlJc w:val="left"/>
+      <w:pPr>
+        <w:ind w:left="3000" w:hanging="440"/>
+      </w:pPr>
+    </w:lvl>
+    <w:lvl w:ilvl="4" w:tplc="04090019" w:tentative="1">
+      <w:start w:val="1"/>
+      <w:numFmt w:val="upperLetter"/>
+      <w:lvlText w:val="%5."/>
+      <w:lvlJc w:val="left"/>
+      <w:pPr>
+        <w:ind w:left="3440" w:hanging="440"/>
+      </w:pPr>
+    </w:lvl>
+    <w:lvl w:ilvl="5" w:tplc="0409001B" w:tentative="1">
+      <w:start w:val="1"/>
+      <w:numFmt w:val="lowerRoman"/>
+      <w:lvlText w:val="%6."/>
+      <w:lvlJc w:val="right"/>
+      <w:pPr>
+        <w:ind w:left="3880" w:hanging="440"/>
+      </w:pPr>
+    </w:lvl>
+    <w:lvl w:ilvl="6" w:tplc="0409000F" w:tentative="1">
+      <w:start w:val="1"/>
+      <w:numFmt w:val="decimal"/>
+      <w:lvlText w:val="%7."/>
+      <w:lvlJc w:val="left"/>
+      <w:pPr>
+        <w:ind w:left="4320" w:hanging="440"/>
+      </w:pPr>
+    </w:lvl>
+    <w:lvl w:ilvl="7" w:tplc="04090019" w:tentative="1">
+      <w:start w:val="1"/>
+      <w:numFmt w:val="upperLetter"/>
+      <w:lvlText w:val="%8."/>
+      <w:lvlJc w:val="left"/>
+      <w:pPr>
+        <w:ind w:left="4760" w:hanging="440"/>
+      </w:pPr>
+    </w:lvl>
+    <w:lvl w:ilvl="8" w:tplc="0409001B" w:tentative="1">
+      <w:start w:val="1"/>
+      <w:numFmt w:val="lowerRoman"/>
+      <w:lvlText w:val="%9."/>
+      <w:lvlJc w:val="right"/>
+      <w:pPr>
+        <w:ind w:left="5200" w:hanging="440"/>
+      </w:pPr>
+    </w:lvl>
+  </w:abstractNum>
+  <w:abstractNum w:abstractNumId="1" w15:restartNumberingAfterBreak="0">
+    <w:nsid w:val="449D0EB6"/>
+    <w:multiLevelType w:val="hybridMultilevel"/>
+    <w:tmpl w:val="09929D1E"/>
+    <w:lvl w:ilvl="0" w:tplc="04090001">
+      <w:start w:val="1"/>
+      <w:numFmt w:val="bullet"/>
+      <w:lvlText w:val=""/>
+      <w:lvlJc w:val="left"/>
+      <w:pPr>
+        <w:ind w:left="880" w:hanging="440"/>
+      </w:pPr>
+      <w:rPr>
+        <w:rFonts w:ascii="Wingdings" w:hAnsi="Wingdings" w:hint="default"/>
+      </w:rPr>
+    </w:lvl>
+    <w:lvl w:ilvl="1" w:tplc="04090003" w:tentative="1">
+      <w:start w:val="1"/>
+      <w:numFmt w:val="bullet"/>
+      <w:lvlText w:val=""/>
+      <w:lvlJc w:val="left"/>
+      <w:pPr>
+        <w:ind w:left="1320" w:hanging="440"/>
+      </w:pPr>
+      <w:rPr>
+        <w:rFonts w:ascii="Wingdings" w:hAnsi="Wingdings" w:hint="default"/>
+      </w:rPr>
+    </w:lvl>
+    <w:lvl w:ilvl="2" w:tplc="04090005" w:tentative="1">
+      <w:start w:val="1"/>
+      <w:numFmt w:val="bullet"/>
+      <w:lvlText w:val=""/>
+      <w:lvlJc w:val="left"/>
+      <w:pPr>
+        <w:ind w:left="1760" w:hanging="440"/>
+      </w:pPr>
+      <w:rPr>
+        <w:rFonts w:ascii="Wingdings" w:hAnsi="Wingdings" w:hint="default"/>
+      </w:rPr>
+    </w:lvl>
+    <w:lvl w:ilvl="3" w:tplc="04090001" w:tentative="1">
+      <w:start w:val="1"/>
+      <w:numFmt w:val="bullet"/>
+      <w:lvlText w:val=""/>
+      <w:lvlJc w:val="left"/>
+      <w:pPr>
+        <w:ind w:left="2200" w:hanging="440"/>
+      </w:pPr>
+      <w:rPr>
+        <w:rFonts w:ascii="Wingdings" w:hAnsi="Wingdings" w:hint="default"/>
+      </w:rPr>
+    </w:lvl>
+    <w:lvl w:ilvl="4" w:tplc="04090003" w:tentative="1">
+      <w:start w:val="1"/>
+      <w:numFmt w:val="bullet"/>
+      <w:lvlText w:val=""/>
+      <w:lvlJc w:val="left"/>
+      <w:pPr>
+        <w:ind w:left="2640" w:hanging="440"/>
+      </w:pPr>
+      <w:rPr>
+        <w:rFonts w:ascii="Wingdings" w:hAnsi="Wingdings" w:hint="default"/>
+      </w:rPr>
+    </w:lvl>
+    <w:lvl w:ilvl="5" w:tplc="04090005" w:tentative="1">
+      <w:start w:val="1"/>
+      <w:numFmt w:val="bullet"/>
+      <w:lvlText w:val=""/>
+      <w:lvlJc w:val="left"/>
+      <w:pPr>
+        <w:ind w:left="3080" w:hanging="440"/>
+      </w:pPr>
+      <w:rPr>
+        <w:rFonts w:ascii="Wingdings" w:hAnsi="Wingdings" w:hint="default"/>
+      </w:rPr>
+    </w:lvl>
+    <w:lvl w:ilvl="6" w:tplc="04090001" w:tentative="1">
+      <w:start w:val="1"/>
+      <w:numFmt w:val="bullet"/>
+      <w:lvlText w:val=""/>
+      <w:lvlJc w:val="left"/>
+      <w:pPr>
+        <w:ind w:left="3520" w:hanging="440"/>
+      </w:pPr>
+      <w:rPr>
+        <w:rFonts w:ascii="Wingdings" w:hAnsi="Wingdings" w:hint="default"/>
+      </w:rPr>
+    </w:lvl>
+    <w:lvl w:ilvl="7" w:tplc="04090003" w:tentative="1">
+      <w:start w:val="1"/>
+      <w:numFmt w:val="bullet"/>
+      <w:lvlText w:val=""/>
+      <w:lvlJc w:val="left"/>
+      <w:pPr>
+        <w:ind w:left="3960" w:hanging="440"/>
+      </w:pPr>
+      <w:rPr>
+        <w:rFonts w:ascii="Wingdings" w:hAnsi="Wingdings" w:hint="default"/>
+      </w:rPr>
+    </w:lvl>
+    <w:lvl w:ilvl="8" w:tplc="04090005" w:tentative="1">
+      <w:start w:val="1"/>
+      <w:numFmt w:val="bullet"/>
+      <w:lvlText w:val=""/>
+      <w:lvlJc w:val="left"/>
+      <w:pPr>
+        <w:ind w:left="4400" w:hanging="440"/>
+      </w:pPr>
+      <w:rPr>
+        <w:rFonts w:ascii="Wingdings" w:hAnsi="Wingdings" w:hint="default"/>
+      </w:rPr>
+    </w:lvl>
+  </w:abstractNum>
+  <w:abstractNum w:abstractNumId="2" w15:restartNumberingAfterBreak="0">
+    <w:nsid w:val="588C4244"/>
+    <w:multiLevelType w:val="hybridMultilevel"/>
+    <w:tmpl w:val="EF926BE6"/>
+    <w:lvl w:ilvl="0" w:tplc="B92A1F74">
+      <w:numFmt w:val="bullet"/>
+      <w:lvlText w:val="-"/>
+      <w:lvlJc w:val="left"/>
+      <w:pPr>
+        <w:ind w:left="800" w:hanging="360"/>
+      </w:pPr>
+      <w:rPr>
+        <w:rFonts w:ascii="맑은 고딕" w:eastAsia="맑은 고딕" w:hAnsi="맑은 고딕" w:cs="Times New Roman" w:hint="eastAsia"/>
+      </w:rPr>
+    </w:lvl>
+    <w:lvl w:ilvl="1" w:tplc="04090003" w:tentative="1">
+      <w:start w:val="1"/>
+      <w:numFmt w:val="bullet"/>
+      <w:lvlText w:val=""/>
+      <w:lvlJc w:val="left"/>
+      <w:pPr>
+        <w:ind w:left="1320" w:hanging="440"/>
+      </w:pPr>
+      <w:rPr>
+        <w:rFonts w:ascii="Wingdings" w:hAnsi="Wingdings" w:hint="default"/>
+      </w:rPr>
+    </w:lvl>
+    <w:lvl w:ilvl="2" w:tplc="04090005" w:tentative="1">
+      <w:start w:val="1"/>
+      <w:numFmt w:val="bullet"/>
+      <w:lvlText w:val=""/>
+      <w:lvlJc w:val="left"/>
+      <w:pPr>
+        <w:ind w:left="1760" w:hanging="440"/>
+      </w:pPr>
+      <w:rPr>
+        <w:rFonts w:ascii="Wingdings" w:hAnsi="Wingdings" w:hint="default"/>
+      </w:rPr>
+    </w:lvl>
+    <w:lvl w:ilvl="3" w:tplc="04090001" w:tentative="1">
+      <w:start w:val="1"/>
+      <w:numFmt w:val="bullet"/>
+      <w:lvlText w:val=""/>
+      <w:lvlJc w:val="left"/>
+      <w:pPr>
+        <w:ind w:left="2200" w:hanging="440"/>
+      </w:pPr>
+      <w:rPr>
+        <w:rFonts w:ascii="Wingdings" w:hAnsi="Wingdings" w:hint="default"/>
+      </w:rPr>
+    </w:lvl>
+    <w:lvl w:ilvl="4" w:tplc="04090003" w:tentative="1">
+      <w:start w:val="1"/>
+      <w:numFmt w:val="bullet"/>
+      <w:lvlText w:val=""/>
+      <w:lvlJc w:val="left"/>
+      <w:pPr>
+        <w:ind w:left="2640" w:hanging="440"/>
+      </w:pPr>
+      <w:rPr>
+        <w:rFonts w:ascii="Wingdings" w:hAnsi="Wingdings" w:hint="default"/>
+      </w:rPr>
+    </w:lvl>
+    <w:lvl w:ilvl="5" w:tplc="04090005" w:tentative="1">
+      <w:start w:val="1"/>
+      <w:numFmt w:val="bullet"/>
+      <w:lvlText w:val=""/>
+      <w:lvlJc w:val="left"/>
+      <w:pPr>
+        <w:ind w:left="3080" w:hanging="440"/>
+      </w:pPr>
+      <w:rPr>
+        <w:rFonts w:ascii="Wingdings" w:hAnsi="Wingdings" w:hint="default"/>
+      </w:rPr>
+    </w:lvl>
+    <w:lvl w:ilvl="6" w:tplc="04090001" w:tentative="1">
+      <w:start w:val="1"/>
+      <w:numFmt w:val="bullet"/>
+      <w:lvlText w:val=""/>
+      <w:lvlJc w:val="left"/>
+      <w:pPr>
+        <w:ind w:left="3520" w:hanging="440"/>
+      </w:pPr>
+      <w:rPr>
+        <w:rFonts w:ascii="Wingdings" w:hAnsi="Wingdings" w:hint="default"/>
+      </w:rPr>
+    </w:lvl>
+    <w:lvl w:ilvl="7" w:tplc="04090003" w:tentative="1">
+      <w:start w:val="1"/>
+      <w:numFmt w:val="bullet"/>
+      <w:lvlText w:val=""/>
+      <w:lvlJc w:val="left"/>
+      <w:pPr>
+        <w:ind w:left="3960" w:hanging="440"/>
+      </w:pPr>
+      <w:rPr>
+        <w:rFonts w:ascii="Wingdings" w:hAnsi="Wingdings" w:hint="default"/>
+      </w:rPr>
+    </w:lvl>
+    <w:lvl w:ilvl="8" w:tplc="04090005" w:tentative="1">
+      <w:start w:val="1"/>
+      <w:numFmt w:val="bullet"/>
+      <w:lvlText w:val=""/>
+      <w:lvlJc w:val="left"/>
+      <w:pPr>
+        <w:ind w:left="4400" w:hanging="440"/>
+      </w:pPr>
+      <w:rPr>
+        <w:rFonts w:ascii="Wingdings" w:hAnsi="Wingdings" w:hint="default"/>
+      </w:rPr>
+    </w:lvl>
+  </w:abstractNum>
+  <w:num w:numId="1" w16cid:durableId="379013800">
+    <w:abstractNumId w:val="1"/>
+  </w:num>
+  <w:num w:numId="2" w16cid:durableId="687411996">
+    <w:abstractNumId w:val="2"/>
+  </w:num>
+  <w:num w:numId="3" w16cid:durableId="1152406217">
+    <w:abstractNumId w:val="0"/>
+  </w:num>
+</w:numbering>
 </file>
 
 <file path=word/styles.xml><?xml version="1.0" encoding="utf-8"?>
@@ -913,7 +3235,6 @@
   <w:style w:type="character" w:default="1" w:styleId="a0">
     <w:name w:val="Default Paragraph Font"/>
     <w:uiPriority w:val="1"/>
-    <w:semiHidden/>
     <w:unhideWhenUsed/>
   </w:style>
   <w:style w:type="table" w:default="1" w:styleId="a1">
@@ -1562,4 +3883,26 @@
     </a:ext>
   </a:extLst>
 </a:theme>
+</file>
+
+<file path=word/webextensions/taskpanes.xml><?xml version="1.0" encoding="utf-8"?>
+<wetp:taskpanes xmlns:wetp="http://schemas.microsoft.com/office/webextensions/taskpanes/2010/11">
+  <wetp:taskpane dockstate="right" visibility="0" width="700" row="0">
+    <wetp:webextensionref xmlns:r="http://schemas.openxmlformats.org/officeDocument/2006/relationships" r:id="rId1"/>
+  </wetp:taskpane>
+</wetp:taskpanes>
+</file>
+
+<file path=word/webextensions/webextension1.xml><?xml version="1.0" encoding="utf-8"?>
+<we:webextension xmlns:we="http://schemas.microsoft.com/office/webextensions/webextension/2010/11" id="{231BAFE6-555B-45CF-AE40-4AAD713E5B42}">
+  <we:reference id="WA200010453" version="1.0.0.1" store="Omex" storeType="OMEX"/>
+  <we:alternateReferences>
+    <we:reference id="WA200010453" version="1.0.0.1" store="WA200010453" storeType="OMEX"/>
+  </we:alternateReferences>
+  <we:properties>
+    <we:property name="claude.fileId" value="&quot;f40089b8-fc52-4945-94e8-6b59804a137e&quot;"/>
+  </we:properties>
+  <we:bindings/>
+  <we:snapshot xmlns:r="http://schemas.openxmlformats.org/officeDocument/2006/relationships"/>
+</we:webextension>
 </file>